--- a/docs/preview/Oct12_session1_materials.docx
+++ b/docs/preview/Oct12_session1_materials.docx
@@ -6727,7 +6727,7 @@
           <w:szCs w:val="22"/>
           <w:color w:val="000000"/>
         </w:rPr>
-        <w:t xml:space="preserve">If the trainer uses the wall matrix: draw a stripe in your group's colour across each excerpt slip, then tape each slip in the cell that matches your answer (row: the question it does not answer; column: act, ask first or do not act).</w:t>
+        <w:t xml:space="preserve">If the trainer uses the wall board: write each excerpt number (1 to 4) in your group's colour in the cell that matches your answer (row: the question it does not answer; column: act, ask first or do not act).</w:t>
       </w:r>
     </w:p>
     <w:p>
@@ -10872,7 +10872,7 @@
           <w:szCs w:val="26"/>
           <w:color w:val="215A9E"/>
         </w:rPr>
-        <w:t xml:space="preserve">Wall matrix (optional, alongside the triage sheet)</w:t>
+        <w:t xml:space="preserve">Wall board (optional, alongside the triage sheet)</w:t>
       </w:r>
     </w:p>
     <w:p>
@@ -10899,7 +10899,7 @@
           <w:szCs w:val="22"/>
           <w:color w:val="000000"/>
         </w:rPr>
-        <w:t xml:space="preserve">Setup, before the session: a grid on the wall (flipchart sheets, about 2 m by 1.5 m) with three columns, Act / Ask first / Do not act, and four rows, Compared to what? / How big? / How sure? / None: it answers all three. Signs are at the end of this pack. Give each group a marker in its own colour (8 colours, for example blue, green, orange, purple, black, brown, pink and red) and some masking tape.</w:t>
+        <w:t xml:space="preserve">Setup, before the session: print Oct12_session1_board_A1.pdf at A1 and tape it to the wall (preview at the end of this pack). It is a grid: three columns, Act / Ask first / Do not act, and four rows, Compared to what? / How big? / How sure? / None: it answers all three. Give each group a marker in its own colour (8 colours, for example blue, green, orange, purple, black, brown, pink and red).</w:t>
       </w:r>
     </w:p>
     <w:p>
@@ -10926,7 +10926,7 @@
           <w:szCs w:val="22"/>
           <w:color w:val="000000"/>
         </w:rPr>
-        <w:t xml:space="preserve">Running it: groups fill in the triage sheet at the table, draw a stripe of their colour across each slip and tape the four slips into the matrix. Expected: 1 in Compared to what? / Ask first; 2 in How big? / Ask first; 3 in How big? / Do not act; 4 in How sure? / Ask first. Look for the excerpts whose slips are spread across cells (usually 2 and 4) and ask two groups of different colours to explain. The Act column will probably stay empty: ask what an excerpt would need to move there (excerpt 8 on the full list is an example: a comparison, an effect and a target).</w:t>
+        <w:t xml:space="preserve">Running it: groups fill in the triage sheet at the table, then one person per group writes the four excerpt numbers in the matching cells, in the group's colour. Expected: 1 in Compared to what? / Ask first; 2 in How big? / Ask first; 3 in How big? / Do not act; 4 in How sure? / Ask first. Look for an excerpt number that appears in more than one cell (usually 2 and 4) and ask two groups of different colours to explain. The Act column will probably stay empty: ask what an excerpt would need to move there (excerpt 8 on the full list is an example: a comparison, an effect and a target).</w:t>
       </w:r>
     </w:p>
     <w:p>
@@ -10986,7 +10986,7 @@
           <w:szCs w:val="36"/>
           <w:color w:val="063360"/>
         </w:rPr>
-        <w:t xml:space="preserve">Wall board: matrix signs</w:t>
+        <w:t xml:space="preserve">Wall board: triage the claims (A1)</w:t>
       </w:r>
     </w:p>
     <w:p>
@@ -11013,439 +11013,54 @@
           <w:szCs w:val="18"/>
           <w:color w:val="215A9E"/>
         </w:rPr>
-        <w:t xml:space="preserve">Print: 1 set for the trainer, cut along the dashed lines: three column signs and four row signs</w:t>
+        <w:t xml:space="preserve">Print: send Oct12_session1_board_A1.pdf to the printer at A1 (landscape); tape it to the wall. This page is only a preview</w:t>
       </w:r>
     </w:p>
-    <w:tbl xmlns:a="http://schemas.openxmlformats.org/drawingml/2006/main" xmlns:pic="http://schemas.openxmlformats.org/drawingml/2006/picture">
-      <w:tblPr>
-        <w:tblLayout w:type="fixed"/>
-        <w:jc w:val="center"/>
-        <w:tblLook w:firstRow="1" w:lastRow="0" w:firstColumn="0" w:lastColumn="0" w:noHBand="0" w:noVBand="1"/>
-      </w:tblPr>
-      <w:tblGrid>
-        <w:gridCol w:w="9792"/>
-      </w:tblGrid>
-      <w:tr>
-        <w:trPr>
-          <w:trHeight w:val="1800" w:hRule="atLeast"/>
-        </w:trPr>
-        body1
-        <w:tc>
-          <w:tcPr>
-            <w:tcBorders>
-              <w:bottom w:val="dashed" w:sz="8" w:space="0" w:color="9AA8B8"/>
-              <w:top w:val="dashed" w:sz="8" w:space="0" w:color="9AA8B8"/>
-              <w:left w:val="dashed" w:sz="8" w:space="0" w:color="9AA8B8"/>
-              <w:right w:val="dashed" w:sz="8" w:space="0" w:color="9AA8B8"/>
-            </w:tcBorders>
-            <w:shd w:val="clear" w:color="auto" w:fill="FFFFFF"/>
-            <w:tcMar>
-              <w:top w:w="0" w:type="dxa"/>
-              <w:bottom w:w="0" w:type="dxa"/>
-              <w:left w:w="0" w:type="dxa"/>
-              <w:right w:w="0" w:type="dxa"/>
-            </w:tcMar>
-            <w:vAlign w:val="center"/>
-          </w:tcPr>
-          <w:p>
-            <w:pPr>
-              <w:jc w:val="center"/>
-              <w:pBdr>
-                <w:bottom w:val="none" w:sz="0" w:space="0" w:color="000000"/>
-                <w:top w:val="none" w:sz="0" w:space="0" w:color="000000"/>
-                <w:left w:val="none" w:sz="0" w:space="0" w:color="000000"/>
-                <w:right w:val="none" w:sz="0" w:space="0" w:color="000000"/>
-              </w:pBdr>
-              <w:spacing w:after="240" w:before="240" w:line="276"/>
-              <w:ind w:left="240" w:right="240" w:firstLine="0" w:firstLineChars="0"/>
-              <w:rPr>
-                <w:rFonts w:ascii="Arial" w:hAnsi="Arial" w:eastAsia="Arial" w:cs="Arial"/>
-                <w:i w:val="false"/>
-                <w:b w:val="false"/>
-                <w:u w:val="none"/>
-                <w:strike w:val="false"/>
-                <w:sz w:val="21"/>
-                <w:szCs w:val="21"/>
-                <w:color w:val="000000"/>
-              </w:rPr>
-            </w:pPr>
-            <w:r>
-              <w:rPr>
-                <w:rFonts w:ascii="Arial" w:hAnsi="Arial" w:eastAsia="Arial" w:cs="Arial"/>
-                <w:i w:val="false"/>
-                <w:b w:val="true"/>
-                <w:u w:val="none"/>
-                <w:strike w:val="false"/>
-                <w:sz w:val="56"/>
-                <w:szCs w:val="56"/>
-                <w:color w:val="063360"/>
-              </w:rPr>
-              <w:t xml:space="preserve">Act</w:t>
-            </w:r>
-          </w:p>
-        </w:tc>
-      </w:tr>
-      <w:tr>
-        <w:trPr>
-          <w:trHeight w:val="1800" w:hRule="atLeast"/>
-        </w:trPr>
-        body2
-        <w:tc>
-          <w:tcPr>
-            <w:tcBorders>
-              <w:bottom w:val="dashed" w:sz="8" w:space="0" w:color="9AA8B8"/>
-              <w:top w:val="dashed" w:sz="8" w:space="0" w:color="9AA8B8"/>
-              <w:left w:val="dashed" w:sz="8" w:space="0" w:color="9AA8B8"/>
-              <w:right w:val="dashed" w:sz="8" w:space="0" w:color="9AA8B8"/>
-            </w:tcBorders>
-            <w:shd w:val="clear" w:color="auto" w:fill="FFFFFF"/>
-            <w:tcMar>
-              <w:top w:w="0" w:type="dxa"/>
-              <w:bottom w:w="0" w:type="dxa"/>
-              <w:left w:w="0" w:type="dxa"/>
-              <w:right w:w="0" w:type="dxa"/>
-            </w:tcMar>
-            <w:vAlign w:val="center"/>
-          </w:tcPr>
-          <w:p>
-            <w:pPr>
-              <w:jc w:val="center"/>
-              <w:pBdr>
-                <w:bottom w:val="none" w:sz="0" w:space="0" w:color="000000"/>
-                <w:top w:val="none" w:sz="0" w:space="0" w:color="000000"/>
-                <w:left w:val="none" w:sz="0" w:space="0" w:color="000000"/>
-                <w:right w:val="none" w:sz="0" w:space="0" w:color="000000"/>
-              </w:pBdr>
-              <w:spacing w:after="240" w:before="240" w:line="276"/>
-              <w:ind w:left="240" w:right="240" w:firstLine="0" w:firstLineChars="0"/>
-              <w:rPr>
-                <w:rFonts w:ascii="Arial" w:hAnsi="Arial" w:eastAsia="Arial" w:cs="Arial"/>
-                <w:i w:val="false"/>
-                <w:b w:val="false"/>
-                <w:u w:val="none"/>
-                <w:strike w:val="false"/>
-                <w:sz w:val="21"/>
-                <w:szCs w:val="21"/>
-                <w:color w:val="000000"/>
-              </w:rPr>
-            </w:pPr>
-            <w:r>
-              <w:rPr>
-                <w:rFonts w:ascii="Arial" w:hAnsi="Arial" w:eastAsia="Arial" w:cs="Arial"/>
-                <w:i w:val="false"/>
-                <w:b w:val="true"/>
-                <w:u w:val="none"/>
-                <w:strike w:val="false"/>
-                <w:sz w:val="56"/>
-                <w:szCs w:val="56"/>
-                <w:color w:val="063360"/>
-              </w:rPr>
-              <w:t xml:space="preserve">Ask first</w:t>
-            </w:r>
-          </w:p>
-        </w:tc>
-      </w:tr>
-      <w:tr>
-        <w:trPr>
-          <w:trHeight w:val="1800" w:hRule="atLeast"/>
-        </w:trPr>
-        body3
-        <w:tc>
-          <w:tcPr>
-            <w:tcBorders>
-              <w:bottom w:val="dashed" w:sz="8" w:space="0" w:color="9AA8B8"/>
-              <w:top w:val="dashed" w:sz="8" w:space="0" w:color="9AA8B8"/>
-              <w:left w:val="dashed" w:sz="8" w:space="0" w:color="9AA8B8"/>
-              <w:right w:val="dashed" w:sz="8" w:space="0" w:color="9AA8B8"/>
-            </w:tcBorders>
-            <w:shd w:val="clear" w:color="auto" w:fill="FFFFFF"/>
-            <w:tcMar>
-              <w:top w:w="0" w:type="dxa"/>
-              <w:bottom w:w="0" w:type="dxa"/>
-              <w:left w:w="0" w:type="dxa"/>
-              <w:right w:w="0" w:type="dxa"/>
-            </w:tcMar>
-            <w:vAlign w:val="center"/>
-          </w:tcPr>
-          <w:p>
-            <w:pPr>
-              <w:jc w:val="center"/>
-              <w:pBdr>
-                <w:bottom w:val="none" w:sz="0" w:space="0" w:color="000000"/>
-                <w:top w:val="none" w:sz="0" w:space="0" w:color="000000"/>
-                <w:left w:val="none" w:sz="0" w:space="0" w:color="000000"/>
-                <w:right w:val="none" w:sz="0" w:space="0" w:color="000000"/>
-              </w:pBdr>
-              <w:spacing w:after="240" w:before="240" w:line="276"/>
-              <w:ind w:left="240" w:right="240" w:firstLine="0" w:firstLineChars="0"/>
-              <w:rPr>
-                <w:rFonts w:ascii="Arial" w:hAnsi="Arial" w:eastAsia="Arial" w:cs="Arial"/>
-                <w:i w:val="false"/>
-                <w:b w:val="false"/>
-                <w:u w:val="none"/>
-                <w:strike w:val="false"/>
-                <w:sz w:val="21"/>
-                <w:szCs w:val="21"/>
-                <w:color w:val="000000"/>
-              </w:rPr>
-            </w:pPr>
-            <w:r>
-              <w:rPr>
-                <w:rFonts w:ascii="Arial" w:hAnsi="Arial" w:eastAsia="Arial" w:cs="Arial"/>
-                <w:i w:val="false"/>
-                <w:b w:val="true"/>
-                <w:u w:val="none"/>
-                <w:strike w:val="false"/>
-                <w:sz w:val="56"/>
-                <w:szCs w:val="56"/>
-                <w:color w:val="063360"/>
-              </w:rPr>
-              <w:t xml:space="preserve">Do not act</w:t>
-            </w:r>
-          </w:p>
-        </w:tc>
-      </w:tr>
-      <w:tr>
-        <w:trPr>
-          <w:trHeight w:val="1800" w:hRule="atLeast"/>
-        </w:trPr>
-        body4
-        <w:tc>
-          <w:tcPr>
-            <w:tcBorders>
-              <w:bottom w:val="dashed" w:sz="8" w:space="0" w:color="9AA8B8"/>
-              <w:top w:val="dashed" w:sz="8" w:space="0" w:color="9AA8B8"/>
-              <w:left w:val="dashed" w:sz="8" w:space="0" w:color="9AA8B8"/>
-              <w:right w:val="dashed" w:sz="8" w:space="0" w:color="9AA8B8"/>
-            </w:tcBorders>
-            <w:shd w:val="clear" w:color="auto" w:fill="FFFFFF"/>
-            <w:tcMar>
-              <w:top w:w="0" w:type="dxa"/>
-              <w:bottom w:w="0" w:type="dxa"/>
-              <w:left w:w="0" w:type="dxa"/>
-              <w:right w:w="0" w:type="dxa"/>
-            </w:tcMar>
-            <w:vAlign w:val="center"/>
-          </w:tcPr>
-          <w:p>
-            <w:pPr>
-              <w:jc w:val="center"/>
-              <w:pBdr>
-                <w:bottom w:val="none" w:sz="0" w:space="0" w:color="000000"/>
-                <w:top w:val="none" w:sz="0" w:space="0" w:color="000000"/>
-                <w:left w:val="none" w:sz="0" w:space="0" w:color="000000"/>
-                <w:right w:val="none" w:sz="0" w:space="0" w:color="000000"/>
-              </w:pBdr>
-              <w:spacing w:after="240" w:before="240" w:line="276"/>
-              <w:ind w:left="240" w:right="240" w:firstLine="0" w:firstLineChars="0"/>
-              <w:rPr>
-                <w:rFonts w:ascii="Arial" w:hAnsi="Arial" w:eastAsia="Arial" w:cs="Arial"/>
-                <w:i w:val="false"/>
-                <w:b w:val="false"/>
-                <w:u w:val="none"/>
-                <w:strike w:val="false"/>
-                <w:sz w:val="21"/>
-                <w:szCs w:val="21"/>
-                <w:color w:val="000000"/>
-              </w:rPr>
-            </w:pPr>
-            <w:r>
-              <w:rPr>
-                <w:rFonts w:ascii="Arial" w:hAnsi="Arial" w:eastAsia="Arial" w:cs="Arial"/>
-                <w:i w:val="false"/>
-                <w:b w:val="true"/>
-                <w:u w:val="none"/>
-                <w:strike w:val="false"/>
-                <w:sz w:val="56"/>
-                <w:szCs w:val="56"/>
-                <w:color w:val="063360"/>
-              </w:rPr>
-              <w:t xml:space="preserve">Compared to what?</w:t>
-            </w:r>
-          </w:p>
-        </w:tc>
-      </w:tr>
-      <w:tr>
-        <w:trPr>
-          <w:trHeight w:val="1800" w:hRule="atLeast"/>
-        </w:trPr>
-        body5
-        <w:tc>
-          <w:tcPr>
-            <w:tcBorders>
-              <w:bottom w:val="dashed" w:sz="8" w:space="0" w:color="9AA8B8"/>
-              <w:top w:val="dashed" w:sz="8" w:space="0" w:color="9AA8B8"/>
-              <w:left w:val="dashed" w:sz="8" w:space="0" w:color="9AA8B8"/>
-              <w:right w:val="dashed" w:sz="8" w:space="0" w:color="9AA8B8"/>
-            </w:tcBorders>
-            <w:shd w:val="clear" w:color="auto" w:fill="FFFFFF"/>
-            <w:tcMar>
-              <w:top w:w="0" w:type="dxa"/>
-              <w:bottom w:w="0" w:type="dxa"/>
-              <w:left w:w="0" w:type="dxa"/>
-              <w:right w:w="0" w:type="dxa"/>
-            </w:tcMar>
-            <w:vAlign w:val="center"/>
-          </w:tcPr>
-          <w:p>
-            <w:pPr>
-              <w:jc w:val="center"/>
-              <w:pBdr>
-                <w:bottom w:val="none" w:sz="0" w:space="0" w:color="000000"/>
-                <w:top w:val="none" w:sz="0" w:space="0" w:color="000000"/>
-                <w:left w:val="none" w:sz="0" w:space="0" w:color="000000"/>
-                <w:right w:val="none" w:sz="0" w:space="0" w:color="000000"/>
-              </w:pBdr>
-              <w:spacing w:after="240" w:before="240" w:line="276"/>
-              <w:ind w:left="240" w:right="240" w:firstLine="0" w:firstLineChars="0"/>
-              <w:rPr>
-                <w:rFonts w:ascii="Arial" w:hAnsi="Arial" w:eastAsia="Arial" w:cs="Arial"/>
-                <w:i w:val="false"/>
-                <w:b w:val="false"/>
-                <w:u w:val="none"/>
-                <w:strike w:val="false"/>
-                <w:sz w:val="21"/>
-                <w:szCs w:val="21"/>
-                <w:color w:val="000000"/>
-              </w:rPr>
-            </w:pPr>
-            <w:r>
-              <w:rPr>
-                <w:rFonts w:ascii="Arial" w:hAnsi="Arial" w:eastAsia="Arial" w:cs="Arial"/>
-                <w:i w:val="false"/>
-                <w:b w:val="true"/>
-                <w:u w:val="none"/>
-                <w:strike w:val="false"/>
-                <w:sz w:val="56"/>
-                <w:szCs w:val="56"/>
-                <w:color w:val="063360"/>
-              </w:rPr>
-              <w:t xml:space="preserve">How big?</w:t>
-            </w:r>
-          </w:p>
-        </w:tc>
-      </w:tr>
-      <w:tr>
-        <w:trPr>
-          <w:trHeight w:val="1800" w:hRule="atLeast"/>
-        </w:trPr>
-        body6
-        <w:tc>
-          <w:tcPr>
-            <w:tcBorders>
-              <w:bottom w:val="dashed" w:sz="8" w:space="0" w:color="9AA8B8"/>
-              <w:top w:val="dashed" w:sz="8" w:space="0" w:color="9AA8B8"/>
-              <w:left w:val="dashed" w:sz="8" w:space="0" w:color="9AA8B8"/>
-              <w:right w:val="dashed" w:sz="8" w:space="0" w:color="9AA8B8"/>
-            </w:tcBorders>
-            <w:shd w:val="clear" w:color="auto" w:fill="FFFFFF"/>
-            <w:tcMar>
-              <w:top w:w="0" w:type="dxa"/>
-              <w:bottom w:w="0" w:type="dxa"/>
-              <w:left w:w="0" w:type="dxa"/>
-              <w:right w:w="0" w:type="dxa"/>
-            </w:tcMar>
-            <w:vAlign w:val="center"/>
-          </w:tcPr>
-          <w:p>
-            <w:pPr>
-              <w:jc w:val="center"/>
-              <w:pBdr>
-                <w:bottom w:val="none" w:sz="0" w:space="0" w:color="000000"/>
-                <w:top w:val="none" w:sz="0" w:space="0" w:color="000000"/>
-                <w:left w:val="none" w:sz="0" w:space="0" w:color="000000"/>
-                <w:right w:val="none" w:sz="0" w:space="0" w:color="000000"/>
-              </w:pBdr>
-              <w:spacing w:after="240" w:before="240" w:line="276"/>
-              <w:ind w:left="240" w:right="240" w:firstLine="0" w:firstLineChars="0"/>
-              <w:rPr>
-                <w:rFonts w:ascii="Arial" w:hAnsi="Arial" w:eastAsia="Arial" w:cs="Arial"/>
-                <w:i w:val="false"/>
-                <w:b w:val="false"/>
-                <w:u w:val="none"/>
-                <w:strike w:val="false"/>
-                <w:sz w:val="21"/>
-                <w:szCs w:val="21"/>
-                <w:color w:val="000000"/>
-              </w:rPr>
-            </w:pPr>
-            <w:r>
-              <w:rPr>
-                <w:rFonts w:ascii="Arial" w:hAnsi="Arial" w:eastAsia="Arial" w:cs="Arial"/>
-                <w:i w:val="false"/>
-                <w:b w:val="true"/>
-                <w:u w:val="none"/>
-                <w:strike w:val="false"/>
-                <w:sz w:val="56"/>
-                <w:szCs w:val="56"/>
-                <w:color w:val="063360"/>
-              </w:rPr>
-              <w:t xml:space="preserve">How sure?</w:t>
-            </w:r>
-          </w:p>
-        </w:tc>
-      </w:tr>
-      <w:tr>
-        <w:trPr>
-          <w:trHeight w:val="1800" w:hRule="atLeast"/>
-        </w:trPr>
-        body7
-        <w:tc>
-          <w:tcPr>
-            <w:tcBorders>
-              <w:bottom w:val="dashed" w:sz="8" w:space="0" w:color="9AA8B8"/>
-              <w:top w:val="dashed" w:sz="8" w:space="0" w:color="9AA8B8"/>
-              <w:left w:val="dashed" w:sz="8" w:space="0" w:color="9AA8B8"/>
-              <w:right w:val="dashed" w:sz="8" w:space="0" w:color="9AA8B8"/>
-            </w:tcBorders>
-            <w:shd w:val="clear" w:color="auto" w:fill="FFFFFF"/>
-            <w:tcMar>
-              <w:top w:w="0" w:type="dxa"/>
-              <w:bottom w:w="0" w:type="dxa"/>
-              <w:left w:w="0" w:type="dxa"/>
-              <w:right w:w="0" w:type="dxa"/>
-            </w:tcMar>
-            <w:vAlign w:val="center"/>
-          </w:tcPr>
-          <w:p>
-            <w:pPr>
-              <w:jc w:val="center"/>
-              <w:pBdr>
-                <w:bottom w:val="none" w:sz="0" w:space="0" w:color="000000"/>
-                <w:top w:val="none" w:sz="0" w:space="0" w:color="000000"/>
-                <w:left w:val="none" w:sz="0" w:space="0" w:color="000000"/>
-                <w:right w:val="none" w:sz="0" w:space="0" w:color="000000"/>
-              </w:pBdr>
-              <w:spacing w:after="240" w:before="240" w:line="276"/>
-              <w:ind w:left="240" w:right="240" w:firstLine="0" w:firstLineChars="0"/>
-              <w:rPr>
-                <w:rFonts w:ascii="Arial" w:hAnsi="Arial" w:eastAsia="Arial" w:cs="Arial"/>
-                <w:i w:val="false"/>
-                <w:b w:val="false"/>
-                <w:u w:val="none"/>
-                <w:strike w:val="false"/>
-                <w:sz w:val="21"/>
-                <w:szCs w:val="21"/>
-                <w:color w:val="000000"/>
-              </w:rPr>
-            </w:pPr>
-            <w:r>
-              <w:rPr>
-                <w:rFonts w:ascii="Arial" w:hAnsi="Arial" w:eastAsia="Arial" w:cs="Arial"/>
-                <w:i w:val="false"/>
-                <w:b w:val="true"/>
-                <w:u w:val="none"/>
-                <w:strike w:val="false"/>
-                <w:sz w:val="56"/>
-                <w:szCs w:val="56"/>
-                <w:color w:val="063360"/>
-              </w:rPr>
-              <w:t xml:space="preserve">None: it answers all three</w:t>
-            </w:r>
-          </w:p>
-        </w:tc>
-      </w:tr>
-    </w:tbl>
+    <w:p>
+      <w:pPr>
+        <w:pStyle w:val="Normal"/>
+      </w:pPr>
+      <w:r>
+        <w:rPr/>
+        <w:drawing>
+          <wp:inline distT="0" distB="0" distL="0" distR="0">
+            <wp:extent cx="6217920" cy="4392545"/>
+            <wp:docPr id="1" name="" descr=""/>
+            <wp:cNvGraphicFramePr>
+              <a:graphicFrameLocks xmlns:a="http://schemas.openxmlformats.org/drawingml/2006/main" noChangeAspect="1"/>
+            </wp:cNvGraphicFramePr>
+            <a:graphic xmlns:a="http://schemas.openxmlformats.org/drawingml/2006/main">
+              <a:graphicData uri="http://schemas.openxmlformats.org/drawingml/2006/picture">
+                <pic:pic xmlns:pic="http://schemas.openxmlformats.org/drawingml/2006/picture">
+                  <pic:nvPicPr>
+                    <pic:cNvPr id="2" name=""/>
+                    <pic:cNvPicPr>
+                      <a:picLocks noChangeAspect="1" noChangeArrowheads="1"/>
+                    </pic:cNvPicPr>
+                  </pic:nvPicPr>
+                  <pic:blipFill>
+                    <a:blip r:embed="rId7"/>
+                    <a:stretch>
+                      <a:fillRect/>
+                    </a:stretch>
+                  </pic:blipFill>
+                  <pic:spPr bwMode="auto">
+                    <a:xfrm>
+                      <a:off x="0" y="0"/>
+                      <a:ext cx="6217920" cy="4392545"/>
+                    </a:xfrm>
+                    <a:prstGeom prst="rect">
+                      <a:avLst/>
+                    </a:prstGeom>
+                    <a:noFill/>
+                  </pic:spPr>
+                </pic:pic>
+              </a:graphicData>
+            </a:graphic>
+          </wp:inline>
+        </w:drawing>
+      </w:r>
+    </w:p>
     <w:sectPr>
       <w:pgMar w:header="708" w:bottom="1008" w:top="1008" w:right="1152" w:left="1152" w:footer="708" w:gutter="0"/>
       <w:pgSz w:h="16838" w:w="11906" w:orient="portrait"/>

--- a/docs/preview/Oct12_session1_materials.docx
+++ b/docs/preview/Oct12_session1_materials.docx
@@ -1926,7 +1926,7 @@
           <w:szCs w:val="28"/>
           <w:color w:val="000000"/>
         </w:rPr>
-        <w:t xml:space="preserve">The effect of GreenWaste on landfill is -2.69 tonnes per business, 95% confidence interval -2.75 to -2.64.</w:t>
+        <w:t xml:space="preserve">The effect of GreenWaste on landfill is -2.69 tonnes per business, 95% confidence interval -2.74 to -2.64.</w:t>
       </w:r>
     </w:p>
     <w:p>

--- a/docs/preview/Oct12_session1_materials.docx
+++ b/docs/preview/Oct12_session1_materials.docx
@@ -44,7 +44,7 @@
           <w:szCs w:val="44"/>
           <w:color w:val="000000"/>
         </w:rPr>
-        <w:t xml:space="preserve">Question a claim</w:t>
+        <w:t xml:space="preserve">Read a regression table</w:t>
       </w:r>
     </w:p>
     <w:p>
@@ -71,7 +71,7 @@
           <w:szCs w:val="24"/>
           <w:color w:val="000000"/>
         </w:rPr>
-        <w:t xml:space="preserve">Read the claim, make a provisional decision and write the question you would ask before acting.</w:t>
+        <w:t xml:space="preserve">Read the five terms in the slides, then use this table to state what the report supports.</w:t>
       </w:r>
     </w:p>
     <w:p>
@@ -98,7 +98,7 @@
           <w:szCs w:val="18"/>
           <w:color w:val="545860"/>
         </w:rPr>
-        <w:t xml:space="preserve">Fictional GreenWaste case | invented figures</w:t>
+        <w:t xml:space="preserve">GreenWaste is a fictional training case.</w:t>
       </w:r>
     </w:p>
     <w:p>
@@ -125,7 +125,7 @@
           <w:szCs w:val="28"/>
           <w:color w:val="000000"/>
         </w:rPr>
-        <w:t xml:space="preserve">1 Read alone first</w:t>
+        <w:t xml:space="preserve">1 Mean</w:t>
       </w:r>
     </w:p>
     <w:p>
@@ -145,14 +145,14 @@
         <w:rPr>
           <w:rFonts w:ascii="Arial" w:hAnsi="Arial" w:eastAsia="Arial" w:cs="Arial"/>
           <w:i w:val="false"/>
-          <w:b w:val="true"/>
-          <w:u w:val="none"/>
-          <w:strike w:val="false"/>
-          <w:sz w:val="28"/>
-          <w:szCs w:val="28"/>
-          <w:color w:val="000000"/>
-        </w:rPr>
-        <w:t xml:space="preserve">"Landfill waste from businesses in GreenWaste fell 50% in a year."</w:t>
+          <w:b w:val="false"/>
+          <w:u w:val="none"/>
+          <w:strike w:val="false"/>
+          <w:sz w:val="22"/>
+          <w:szCs w:val="22"/>
+          <w:color w:val="000000"/>
+        </w:rPr>
+        <w:t xml:space="preserve">Ten selected businesses sent 3, 4, 5, 5, 6, 7, 7, 8, 9 and 46 tonnes to landfill in one year.</w:t>
       </w:r>
     </w:p>
     <w:p>
@@ -179,34 +179,7 @@
           <w:szCs w:val="24"/>
           <w:color w:val="000000"/>
         </w:rPr>
-        <w:t xml:space="preserve">My decision   [  ] Extend   [  ] Do not extend   [  ] Ask first</w:t>
-      </w:r>
-    </w:p>
-    <w:p>
-      <w:pPr>
-        <w:pStyle w:val="Normal"/>
-        <w:jc w:val="left"/>
-        <w:pBdr>
-          <w:bottom w:val="none" w:sz="0" w:space="0" w:color="000000"/>
-          <w:top w:val="none" w:sz="0" w:space="0" w:color="000000"/>
-          <w:left w:val="none" w:sz="0" w:space="0" w:color="000000"/>
-          <w:right w:val="none" w:sz="0" w:space="0" w:color="000000"/>
-        </w:pBdr>
-        <w:spacing w:after="160" w:before="0" w:line="240"/>
-        <w:ind w:left="0" w:right="0" w:firstLine="0" w:firstLineChars="0"/>
-      </w:pPr>
-      <w:r>
-        <w:rPr>
-          <w:rFonts w:ascii="Arial" w:hAnsi="Arial" w:eastAsia="Arial" w:cs="Arial"/>
-          <w:i w:val="false"/>
-          <w:b w:val="false"/>
-          <w:u w:val="none"/>
-          <w:strike w:val="false"/>
-          <w:sz w:val="24"/>
-          <w:szCs w:val="24"/>
-          <w:color w:val="000000"/>
-        </w:rPr>
-        <w:t xml:space="preserve">My reason</w:t>
+        <w:t xml:space="preserve">Find the mean. Explain why it does not describe every business.</w:t>
       </w:r>
     </w:p>
     <w:p>
@@ -273,87 +246,6 @@
           <w:left w:val="none" w:sz="0" w:space="0" w:color="000000"/>
           <w:right w:val="none" w:sz="0" w:space="0" w:color="000000"/>
         </w:pBdr>
-        <w:spacing w:after="160" w:before="0" w:line="240"/>
-        <w:ind w:left="0" w:right="0" w:firstLine="0" w:firstLineChars="0"/>
-      </w:pPr>
-      <w:r>
-        <w:rPr>
-          <w:rFonts w:ascii="Arial" w:hAnsi="Arial" w:eastAsia="Arial" w:cs="Arial"/>
-          <w:i w:val="false"/>
-          <w:b w:val="false"/>
-          <w:u w:val="none"/>
-          <w:strike w:val="false"/>
-          <w:sz w:val="24"/>
-          <w:szCs w:val="24"/>
-          <w:color w:val="000000"/>
-        </w:rPr>
-        <w:t xml:space="preserve">My question for the evaluator</w:t>
-      </w:r>
-    </w:p>
-    <w:p>
-      <w:pPr>
-        <w:pStyle w:val="Normal"/>
-        <w:jc w:val="left"/>
-        <w:pBdr>
-          <w:bottom w:val="none" w:sz="0" w:space="0" w:color="000000"/>
-          <w:top w:val="none" w:sz="0" w:space="0" w:color="000000"/>
-          <w:left w:val="none" w:sz="0" w:space="0" w:color="000000"/>
-          <w:right w:val="none" w:sz="0" w:space="0" w:color="000000"/>
-        </w:pBdr>
-        <w:spacing w:after="240" w:before="0" w:line="240"/>
-        <w:ind w:left="0" w:right="0" w:firstLine="0" w:firstLineChars="0"/>
-      </w:pPr>
-      <w:r>
-        <w:rPr>
-          <w:rFonts w:ascii="Arial" w:hAnsi="Arial" w:eastAsia="Arial" w:cs="Arial"/>
-          <w:i w:val="false"/>
-          <w:b w:val="false"/>
-          <w:u w:val="none"/>
-          <w:strike w:val="false"/>
-          <w:sz w:val="24"/>
-          <w:szCs w:val="24"/>
-          <w:color w:val="B5BEC9"/>
-        </w:rPr>
-        <w:t xml:space="preserve">_______________________________________________________</w:t>
-      </w:r>
-    </w:p>
-    <w:p>
-      <w:pPr>
-        <w:pStyle w:val="Normal"/>
-        <w:jc w:val="left"/>
-        <w:pBdr>
-          <w:bottom w:val="none" w:sz="0" w:space="0" w:color="000000"/>
-          <w:top w:val="none" w:sz="0" w:space="0" w:color="000000"/>
-          <w:left w:val="none" w:sz="0" w:space="0" w:color="000000"/>
-          <w:right w:val="none" w:sz="0" w:space="0" w:color="000000"/>
-        </w:pBdr>
-        <w:spacing w:after="240" w:before="0" w:line="240"/>
-        <w:ind w:left="0" w:right="0" w:firstLine="0" w:firstLineChars="0"/>
-      </w:pPr>
-      <w:r>
-        <w:rPr>
-          <w:rFonts w:ascii="Arial" w:hAnsi="Arial" w:eastAsia="Arial" w:cs="Arial"/>
-          <w:i w:val="false"/>
-          <w:b w:val="false"/>
-          <w:u w:val="none"/>
-          <w:strike w:val="false"/>
-          <w:sz w:val="24"/>
-          <w:szCs w:val="24"/>
-          <w:color w:val="B5BEC9"/>
-        </w:rPr>
-        <w:t xml:space="preserve">_______________________________________________________</w:t>
-      </w:r>
-    </w:p>
-    <w:p>
-      <w:pPr>
-        <w:pStyle w:val="Normal"/>
-        <w:jc w:val="left"/>
-        <w:pBdr>
-          <w:bottom w:val="none" w:sz="0" w:space="0" w:color="000000"/>
-          <w:top w:val="none" w:sz="0" w:space="0" w:color="000000"/>
-          <w:left w:val="none" w:sz="0" w:space="0" w:color="000000"/>
-          <w:right w:val="none" w:sz="0" w:space="0" w:color="000000"/>
-        </w:pBdr>
         <w:spacing w:after="120" w:before="0" w:line="240"/>
         <w:ind w:left="0" w:right="0" w:firstLine="0" w:firstLineChars="0"/>
       </w:pPr>
@@ -368,7 +260,7 @@
           <w:szCs w:val="28"/>
           <w:color w:val="000000"/>
         </w:rPr>
-        <w:t xml:space="preserve">2 What could an average hide</w:t>
+        <w:t xml:space="preserve">Annual waste cost regression</w:t>
       </w:r>
     </w:p>
     <w:p>
@@ -391,11 +283,11 @@
           <w:b w:val="false"/>
           <w:u w:val="none"/>
           <w:strike w:val="false"/>
-          <w:sz w:val="24"/>
-          <w:szCs w:val="24"/>
-          <w:color w:val="000000"/>
-        </w:rPr>
-        <w:t xml:space="preserve">Landfill before GreenWaste, tonnes per year, for ten businesses</w:t>
+          <w:sz w:val="22"/>
+          <w:szCs w:val="22"/>
+          <w:color w:val="000000"/>
+        </w:rPr>
+        <w:t xml:space="preserve">The same city participants before and 12 months later. Outcome: annual waste cost in AED per business. The starting mean and the change are different rows.</w:t>
       </w:r>
     </w:p>
     <w:tbl xmlns:a="http://schemas.openxmlformats.org/drawingml/2006/main" xmlns:pic="http://schemas.openxmlformats.org/drawingml/2006/picture">
@@ -405,17 +297,234 @@
         <w:tblLook w:firstRow="1" w:lastRow="0" w:firstColumn="0" w:lastColumn="0" w:noHBand="0" w:noVBand="1"/>
       </w:tblPr>
       <w:tblGrid>
-        <w:gridCol w:w="979"/>
-        <w:gridCol w:w="979"/>
-        <w:gridCol w:w="979"/>
-        <w:gridCol w:w="979"/>
-        <w:gridCol w:w="979"/>
-        <w:gridCol w:w="979"/>
-        <w:gridCol w:w="979"/>
-        <w:gridCol w:w="979"/>
-        <w:gridCol w:w="979"/>
-        <w:gridCol w:w="979"/>
+        <w:gridCol w:w="2592"/>
+        <w:gridCol w:w="1872"/>
+        <w:gridCol w:w="3096"/>
+        <w:gridCol w:w="2232"/>
       </w:tblGrid>
+      <w:tr>
+        <w:trPr>
+          <w:trHeight w:val="360" w:hRule="auto"/>
+          <w:tblHeader/>
+        </w:trPr>
+        header1
+        <w:tc>
+          <w:tcPr>
+            <w:tcBorders>
+              <w:bottom w:val="single" w:sz="6" w:space="0" w:color="D9D9D9"/>
+              <w:top w:val="single" w:sz="6" w:space="0" w:color="D9D9D9"/>
+              <w:left w:val="single" w:sz="6" w:space="0" w:color="D9D9D9"/>
+              <w:right w:val="single" w:sz="6" w:space="0" w:color="D9D9D9"/>
+            </w:tcBorders>
+            <w:shd w:val="clear" w:color="auto" w:fill="063360"/>
+            <w:tcMar>
+              <w:top w:w="0" w:type="dxa"/>
+              <w:bottom w:w="0" w:type="dxa"/>
+              <w:left w:w="0" w:type="dxa"/>
+              <w:right w:w="0" w:type="dxa"/>
+            </w:tcMar>
+            <w:vAlign w:val="center"/>
+          </w:tcPr>
+          <w:p>
+            <w:pPr>
+              <w:jc w:val="left"/>
+              <w:pBdr>
+                <w:bottom w:val="none" w:sz="0" w:space="0" w:color="000000"/>
+                <w:top w:val="none" w:sz="0" w:space="0" w:color="000000"/>
+                <w:left w:val="none" w:sz="0" w:space="0" w:color="000000"/>
+                <w:right w:val="none" w:sz="0" w:space="0" w:color="000000"/>
+              </w:pBdr>
+              <w:spacing w:after="140" w:before="140" w:line="240"/>
+              <w:ind w:left="140" w:right="140" w:firstLine="0" w:firstLineChars="0"/>
+              <w:rPr>
+                <w:rFonts w:ascii="Arial" w:hAnsi="Arial" w:eastAsia="Arial" w:cs="Arial"/>
+                <w:i w:val="false"/>
+                <w:b w:val="true"/>
+                <w:u w:val="none"/>
+                <w:strike w:val="false"/>
+                <w:sz w:val="24"/>
+                <w:szCs w:val="24"/>
+                <w:color w:val="FFFFFF"/>
+              </w:rPr>
+            </w:pPr>
+            <w:r>
+              <w:rPr>
+                <w:rFonts w:ascii="Arial" w:hAnsi="Arial" w:eastAsia="Arial" w:cs="Arial"/>
+                <w:i w:val="false"/>
+                <w:b w:val="true"/>
+                <w:u w:val="none"/>
+                <w:strike w:val="false"/>
+                <w:sz w:val="24"/>
+                <w:szCs w:val="24"/>
+                <w:color w:val="FFFFFF"/>
+              </w:rPr>
+              <w:t xml:space="preserve">Result row</w:t>
+            </w:r>
+          </w:p>
+        </w:tc>
+        <w:tc>
+          <w:tcPr>
+            <w:tcBorders>
+              <w:bottom w:val="single" w:sz="6" w:space="0" w:color="D9D9D9"/>
+              <w:top w:val="single" w:sz="6" w:space="0" w:color="D9D9D9"/>
+              <w:left w:val="single" w:sz="6" w:space="0" w:color="D9D9D9"/>
+              <w:right w:val="single" w:sz="6" w:space="0" w:color="D9D9D9"/>
+            </w:tcBorders>
+            <w:shd w:val="clear" w:color="auto" w:fill="063360"/>
+            <w:tcMar>
+              <w:top w:w="0" w:type="dxa"/>
+              <w:bottom w:w="0" w:type="dxa"/>
+              <w:left w:w="0" w:type="dxa"/>
+              <w:right w:w="0" w:type="dxa"/>
+            </w:tcMar>
+            <w:vAlign w:val="center"/>
+          </w:tcPr>
+          <w:p>
+            <w:pPr>
+              <w:jc w:val="left"/>
+              <w:pBdr>
+                <w:bottom w:val="none" w:sz="0" w:space="0" w:color="000000"/>
+                <w:top w:val="none" w:sz="0" w:space="0" w:color="000000"/>
+                <w:left w:val="none" w:sz="0" w:space="0" w:color="000000"/>
+                <w:right w:val="none" w:sz="0" w:space="0" w:color="000000"/>
+              </w:pBdr>
+              <w:spacing w:after="140" w:before="140" w:line="240"/>
+              <w:ind w:left="140" w:right="140" w:firstLine="0" w:firstLineChars="0"/>
+              <w:rPr>
+                <w:rFonts w:ascii="Arial" w:hAnsi="Arial" w:eastAsia="Arial" w:cs="Arial"/>
+                <w:i w:val="false"/>
+                <w:b w:val="true"/>
+                <w:u w:val="none"/>
+                <w:strike w:val="false"/>
+                <w:sz w:val="24"/>
+                <w:szCs w:val="24"/>
+                <w:color w:val="FFFFFF"/>
+              </w:rPr>
+            </w:pPr>
+            <w:r>
+              <w:rPr>
+                <w:rFonts w:ascii="Arial" w:hAnsi="Arial" w:eastAsia="Arial" w:cs="Arial"/>
+                <w:i w:val="false"/>
+                <w:b w:val="true"/>
+                <w:u w:val="none"/>
+                <w:strike w:val="false"/>
+                <w:sz w:val="24"/>
+                <w:szCs w:val="24"/>
+                <w:color w:val="FFFFFF"/>
+              </w:rPr>
+              <w:t xml:space="preserve">Coefficient AED</w:t>
+            </w:r>
+          </w:p>
+        </w:tc>
+        <w:tc>
+          <w:tcPr>
+            <w:tcBorders>
+              <w:bottom w:val="single" w:sz="6" w:space="0" w:color="D9D9D9"/>
+              <w:top w:val="single" w:sz="6" w:space="0" w:color="D9D9D9"/>
+              <w:left w:val="single" w:sz="6" w:space="0" w:color="D9D9D9"/>
+              <w:right w:val="single" w:sz="6" w:space="0" w:color="D9D9D9"/>
+            </w:tcBorders>
+            <w:shd w:val="clear" w:color="auto" w:fill="063360"/>
+            <w:tcMar>
+              <w:top w:w="0" w:type="dxa"/>
+              <w:bottom w:w="0" w:type="dxa"/>
+              <w:left w:w="0" w:type="dxa"/>
+              <w:right w:w="0" w:type="dxa"/>
+            </w:tcMar>
+            <w:vAlign w:val="center"/>
+          </w:tcPr>
+          <w:p>
+            <w:pPr>
+              <w:jc w:val="left"/>
+              <w:pBdr>
+                <w:bottom w:val="none" w:sz="0" w:space="0" w:color="000000"/>
+                <w:top w:val="none" w:sz="0" w:space="0" w:color="000000"/>
+                <w:left w:val="none" w:sz="0" w:space="0" w:color="000000"/>
+                <w:right w:val="none" w:sz="0" w:space="0" w:color="000000"/>
+              </w:pBdr>
+              <w:spacing w:after="140" w:before="140" w:line="240"/>
+              <w:ind w:left="140" w:right="140" w:firstLine="0" w:firstLineChars="0"/>
+              <w:rPr>
+                <w:rFonts w:ascii="Arial" w:hAnsi="Arial" w:eastAsia="Arial" w:cs="Arial"/>
+                <w:i w:val="false"/>
+                <w:b w:val="true"/>
+                <w:u w:val="none"/>
+                <w:strike w:val="false"/>
+                <w:sz w:val="24"/>
+                <w:szCs w:val="24"/>
+                <w:color w:val="FFFFFF"/>
+              </w:rPr>
+            </w:pPr>
+            <w:r>
+              <w:rPr>
+                <w:rFonts w:ascii="Arial" w:hAnsi="Arial" w:eastAsia="Arial" w:cs="Arial"/>
+                <w:i w:val="false"/>
+                <w:b w:val="true"/>
+                <w:u w:val="none"/>
+                <w:strike w:val="false"/>
+                <w:sz w:val="24"/>
+                <w:szCs w:val="24"/>
+                <w:color w:val="FFFFFF"/>
+              </w:rPr>
+              <w:t xml:space="preserve">95% interval AED</w:t>
+            </w:r>
+          </w:p>
+        </w:tc>
+        <w:tc>
+          <w:tcPr>
+            <w:tcBorders>
+              <w:bottom w:val="single" w:sz="6" w:space="0" w:color="D9D9D9"/>
+              <w:top w:val="single" w:sz="6" w:space="0" w:color="D9D9D9"/>
+              <w:left w:val="single" w:sz="6" w:space="0" w:color="D9D9D9"/>
+              <w:right w:val="single" w:sz="6" w:space="0" w:color="D9D9D9"/>
+            </w:tcBorders>
+            <w:shd w:val="clear" w:color="auto" w:fill="063360"/>
+            <w:tcMar>
+              <w:top w:w="0" w:type="dxa"/>
+              <w:bottom w:w="0" w:type="dxa"/>
+              <w:left w:w="0" w:type="dxa"/>
+              <w:right w:w="0" w:type="dxa"/>
+            </w:tcMar>
+            <w:vAlign w:val="center"/>
+          </w:tcPr>
+          <w:p>
+            <w:pPr>
+              <w:jc w:val="left"/>
+              <w:pBdr>
+                <w:bottom w:val="none" w:sz="0" w:space="0" w:color="000000"/>
+                <w:top w:val="none" w:sz="0" w:space="0" w:color="000000"/>
+                <w:left w:val="none" w:sz="0" w:space="0" w:color="000000"/>
+                <w:right w:val="none" w:sz="0" w:space="0" w:color="000000"/>
+              </w:pBdr>
+              <w:spacing w:after="140" w:before="140" w:line="240"/>
+              <w:ind w:left="140" w:right="140" w:firstLine="0" w:firstLineChars="0"/>
+              <w:rPr>
+                <w:rFonts w:ascii="Arial" w:hAnsi="Arial" w:eastAsia="Arial" w:cs="Arial"/>
+                <w:i w:val="false"/>
+                <w:b w:val="true"/>
+                <w:u w:val="none"/>
+                <w:strike w:val="false"/>
+                <w:sz w:val="24"/>
+                <w:szCs w:val="24"/>
+                <w:color w:val="FFFFFF"/>
+              </w:rPr>
+            </w:pPr>
+            <w:r>
+              <w:rPr>
+                <w:rFonts w:ascii="Arial" w:hAnsi="Arial" w:eastAsia="Arial" w:cs="Arial"/>
+                <w:i w:val="false"/>
+                <w:b w:val="true"/>
+                <w:u w:val="none"/>
+                <w:strike w:val="false"/>
+                <w:sz w:val="24"/>
+                <w:szCs w:val="24"/>
+                <w:color w:val="FFFFFF"/>
+              </w:rPr>
+              <w:t xml:space="preserve">p-value</w:t>
+            </w:r>
+          </w:p>
+        </w:tc>
+      </w:tr>
       <w:tr>
         <w:trPr>
           <w:trHeight w:val="360" w:hRule="auto"/>
@@ -425,7 +534,7 @@
           <w:tcPr>
             <w:tcBorders>
               <w:bottom w:val="single" w:sz="6" w:space="0" w:color="D9D9D9"/>
-              <w:top w:val="none" w:sz="0" w:space="0" w:color="000000"/>
+              <w:top w:val="single" w:sz="6" w:space="0" w:color="D9D9D9"/>
               <w:left w:val="single" w:sz="6" w:space="0" w:color="D9D9D9"/>
               <w:right w:val="single" w:sz="6" w:space="0" w:color="D9D9D9"/>
             </w:tcBorders>
@@ -471,7 +580,7 @@
                 <w:szCs w:val="24"/>
                 <w:color w:val="000000"/>
               </w:rPr>
-              <w:t xml:space="preserve">3</w:t>
+              <w:t xml:space="preserve">Before GreenWaste</w:t>
             </w:r>
           </w:p>
         </w:tc>
@@ -479,7 +588,7 @@
           <w:tcPr>
             <w:tcBorders>
               <w:bottom w:val="single" w:sz="6" w:space="0" w:color="D9D9D9"/>
-              <w:top w:val="none" w:sz="0" w:space="0" w:color="000000"/>
+              <w:top w:val="single" w:sz="6" w:space="0" w:color="D9D9D9"/>
               <w:left w:val="single" w:sz="6" w:space="0" w:color="D9D9D9"/>
               <w:right w:val="single" w:sz="6" w:space="0" w:color="D9D9D9"/>
             </w:tcBorders>
@@ -525,7 +634,7 @@
                 <w:szCs w:val="24"/>
                 <w:color w:val="000000"/>
               </w:rPr>
-              <w:t xml:space="preserve">4</w:t>
+              <w:t xml:space="preserve">1,432</w:t>
             </w:r>
           </w:p>
         </w:tc>
@@ -533,7 +642,7 @@
           <w:tcPr>
             <w:tcBorders>
               <w:bottom w:val="single" w:sz="6" w:space="0" w:color="D9D9D9"/>
-              <w:top w:val="none" w:sz="0" w:space="0" w:color="000000"/>
+              <w:top w:val="single" w:sz="6" w:space="0" w:color="D9D9D9"/>
               <w:left w:val="single" w:sz="6" w:space="0" w:color="D9D9D9"/>
               <w:right w:val="single" w:sz="6" w:space="0" w:color="D9D9D9"/>
             </w:tcBorders>
@@ -579,7 +688,7 @@
                 <w:szCs w:val="24"/>
                 <w:color w:val="000000"/>
               </w:rPr>
-              <w:t xml:space="preserve">5</w:t>
+              <w:t xml:space="preserve">1,418 to 1,446</w:t>
             </w:r>
           </w:p>
         </w:tc>
@@ -587,7 +696,7 @@
           <w:tcPr>
             <w:tcBorders>
               <w:bottom w:val="single" w:sz="6" w:space="0" w:color="D9D9D9"/>
-              <w:top w:val="none" w:sz="0" w:space="0" w:color="000000"/>
+              <w:top w:val="single" w:sz="6" w:space="0" w:color="D9D9D9"/>
               <w:left w:val="single" w:sz="6" w:space="0" w:color="D9D9D9"/>
               <w:right w:val="single" w:sz="6" w:space="0" w:color="D9D9D9"/>
             </w:tcBorders>
@@ -633,19 +742,25 @@
                 <w:szCs w:val="24"/>
                 <w:color w:val="000000"/>
               </w:rPr>
-              <w:t xml:space="preserve">5</w:t>
+              <w:t xml:space="preserve">&lt; 0.001</w:t>
             </w:r>
           </w:p>
         </w:tc>
+      </w:tr>
+      <w:tr>
+        <w:trPr>
+          <w:trHeight w:val="360" w:hRule="auto"/>
+        </w:trPr>
+        body2
         <w:tc>
           <w:tcPr>
             <w:tcBorders>
               <w:bottom w:val="single" w:sz="6" w:space="0" w:color="D9D9D9"/>
-              <w:top w:val="none" w:sz="0" w:space="0" w:color="000000"/>
+              <w:top w:val="single" w:sz="6" w:space="0" w:color="D9D9D9"/>
               <w:left w:val="single" w:sz="6" w:space="0" w:color="D9D9D9"/>
               <w:right w:val="single" w:sz="6" w:space="0" w:color="D9D9D9"/>
             </w:tcBorders>
-            <w:shd w:val="clear" w:color="auto" w:fill="FFFFFF"/>
+            <w:shd w:val="clear" w:color="auto" w:fill="F1F5F9"/>
             <w:tcMar>
               <w:top w:w="0" w:type="dxa"/>
               <w:bottom w:w="0" w:type="dxa"/>
@@ -687,7 +802,7 @@
                 <w:szCs w:val="24"/>
                 <w:color w:val="000000"/>
               </w:rPr>
-              <w:t xml:space="preserve">6</w:t>
+              <w:t xml:space="preserve">After minus before</w:t>
             </w:r>
           </w:p>
         </w:tc>
@@ -695,11 +810,11 @@
           <w:tcPr>
             <w:tcBorders>
               <w:bottom w:val="single" w:sz="6" w:space="0" w:color="D9D9D9"/>
-              <w:top w:val="none" w:sz="0" w:space="0" w:color="000000"/>
+              <w:top w:val="single" w:sz="6" w:space="0" w:color="D9D9D9"/>
               <w:left w:val="single" w:sz="6" w:space="0" w:color="D9D9D9"/>
               <w:right w:val="single" w:sz="6" w:space="0" w:color="D9D9D9"/>
             </w:tcBorders>
-            <w:shd w:val="clear" w:color="auto" w:fill="FFFFFF"/>
+            <w:shd w:val="clear" w:color="auto" w:fill="F1F5F9"/>
             <w:tcMar>
               <w:top w:w="0" w:type="dxa"/>
               <w:bottom w:w="0" w:type="dxa"/>
@@ -741,7 +856,7 @@
                 <w:szCs w:val="24"/>
                 <w:color w:val="000000"/>
               </w:rPr>
-              <w:t xml:space="preserve">7</w:t>
+              <w:t xml:space="preserve">-669</w:t>
             </w:r>
           </w:p>
         </w:tc>
@@ -749,11 +864,11 @@
           <w:tcPr>
             <w:tcBorders>
               <w:bottom w:val="single" w:sz="6" w:space="0" w:color="D9D9D9"/>
-              <w:top w:val="none" w:sz="0" w:space="0" w:color="000000"/>
+              <w:top w:val="single" w:sz="6" w:space="0" w:color="D9D9D9"/>
               <w:left w:val="single" w:sz="6" w:space="0" w:color="D9D9D9"/>
               <w:right w:val="single" w:sz="6" w:space="0" w:color="D9D9D9"/>
             </w:tcBorders>
-            <w:shd w:val="clear" w:color="auto" w:fill="FFFFFF"/>
+            <w:shd w:val="clear" w:color="auto" w:fill="F1F5F9"/>
             <w:tcMar>
               <w:top w:w="0" w:type="dxa"/>
               <w:bottom w:w="0" w:type="dxa"/>
@@ -795,7 +910,7 @@
                 <w:szCs w:val="24"/>
                 <w:color w:val="000000"/>
               </w:rPr>
-              <w:t xml:space="preserve">7</w:t>
+              <w:t xml:space="preserve">-684 to -654</w:t>
             </w:r>
           </w:p>
         </w:tc>
@@ -803,11 +918,11 @@
           <w:tcPr>
             <w:tcBorders>
               <w:bottom w:val="single" w:sz="6" w:space="0" w:color="D9D9D9"/>
-              <w:top w:val="none" w:sz="0" w:space="0" w:color="000000"/>
+              <w:top w:val="single" w:sz="6" w:space="0" w:color="D9D9D9"/>
               <w:left w:val="single" w:sz="6" w:space="0" w:color="D9D9D9"/>
               <w:right w:val="single" w:sz="6" w:space="0" w:color="D9D9D9"/>
             </w:tcBorders>
-            <w:shd w:val="clear" w:color="auto" w:fill="FFFFFF"/>
+            <w:shd w:val="clear" w:color="auto" w:fill="F1F5F9"/>
             <w:tcMar>
               <w:top w:w="0" w:type="dxa"/>
               <w:bottom w:w="0" w:type="dxa"/>
@@ -849,115 +964,7 @@
                 <w:szCs w:val="24"/>
                 <w:color w:val="000000"/>
               </w:rPr>
-              <w:t xml:space="preserve">8</w:t>
-            </w:r>
-          </w:p>
-        </w:tc>
-        <w:tc>
-          <w:tcPr>
-            <w:tcBorders>
-              <w:bottom w:val="single" w:sz="6" w:space="0" w:color="D9D9D9"/>
-              <w:top w:val="none" w:sz="0" w:space="0" w:color="000000"/>
-              <w:left w:val="single" w:sz="6" w:space="0" w:color="D9D9D9"/>
-              <w:right w:val="single" w:sz="6" w:space="0" w:color="D9D9D9"/>
-            </w:tcBorders>
-            <w:shd w:val="clear" w:color="auto" w:fill="FFFFFF"/>
-            <w:tcMar>
-              <w:top w:w="0" w:type="dxa"/>
-              <w:bottom w:w="0" w:type="dxa"/>
-              <w:left w:w="0" w:type="dxa"/>
-              <w:right w:w="0" w:type="dxa"/>
-            </w:tcMar>
-            <w:vAlign w:val="center"/>
-          </w:tcPr>
-          <w:p>
-            <w:pPr>
-              <w:jc w:val="left"/>
-              <w:pBdr>
-                <w:bottom w:val="none" w:sz="0" w:space="0" w:color="000000"/>
-                <w:top w:val="none" w:sz="0" w:space="0" w:color="000000"/>
-                <w:left w:val="none" w:sz="0" w:space="0" w:color="000000"/>
-                <w:right w:val="none" w:sz="0" w:space="0" w:color="000000"/>
-              </w:pBdr>
-              <w:spacing w:after="140" w:before="140" w:line="240"/>
-              <w:ind w:left="140" w:right="140" w:firstLine="0" w:firstLineChars="0"/>
-              <w:rPr>
-                <w:rFonts w:ascii="Arial" w:hAnsi="Arial" w:eastAsia="Arial" w:cs="Arial"/>
-                <w:i w:val="false"/>
-                <w:b w:val="false"/>
-                <w:u w:val="none"/>
-                <w:strike w:val="false"/>
-                <w:sz w:val="24"/>
-                <w:szCs w:val="24"/>
-                <w:color w:val="000000"/>
-              </w:rPr>
-            </w:pPr>
-            <w:r>
-              <w:rPr>
-                <w:rFonts w:ascii="Arial" w:hAnsi="Arial" w:eastAsia="Arial" w:cs="Arial"/>
-                <w:i w:val="false"/>
-                <w:b w:val="false"/>
-                <w:u w:val="none"/>
-                <w:strike w:val="false"/>
-                <w:sz w:val="24"/>
-                <w:szCs w:val="24"/>
-                <w:color w:val="000000"/>
-              </w:rPr>
-              <w:t xml:space="preserve">9</w:t>
-            </w:r>
-          </w:p>
-        </w:tc>
-        <w:tc>
-          <w:tcPr>
-            <w:tcBorders>
-              <w:bottom w:val="single" w:sz="6" w:space="0" w:color="D9D9D9"/>
-              <w:top w:val="none" w:sz="0" w:space="0" w:color="000000"/>
-              <w:left w:val="single" w:sz="6" w:space="0" w:color="D9D9D9"/>
-              <w:right w:val="single" w:sz="6" w:space="0" w:color="D9D9D9"/>
-            </w:tcBorders>
-            <w:shd w:val="clear" w:color="auto" w:fill="FFFFFF"/>
-            <w:tcMar>
-              <w:top w:w="0" w:type="dxa"/>
-              <w:bottom w:w="0" w:type="dxa"/>
-              <w:left w:w="0" w:type="dxa"/>
-              <w:right w:w="0" w:type="dxa"/>
-            </w:tcMar>
-            <w:vAlign w:val="center"/>
-          </w:tcPr>
-          <w:p>
-            <w:pPr>
-              <w:jc w:val="left"/>
-              <w:pBdr>
-                <w:bottom w:val="none" w:sz="0" w:space="0" w:color="000000"/>
-                <w:top w:val="none" w:sz="0" w:space="0" w:color="000000"/>
-                <w:left w:val="none" w:sz="0" w:space="0" w:color="000000"/>
-                <w:right w:val="none" w:sz="0" w:space="0" w:color="000000"/>
-              </w:pBdr>
-              <w:spacing w:after="140" w:before="140" w:line="240"/>
-              <w:ind w:left="140" w:right="140" w:firstLine="0" w:firstLineChars="0"/>
-              <w:rPr>
-                <w:rFonts w:ascii="Arial" w:hAnsi="Arial" w:eastAsia="Arial" w:cs="Arial"/>
-                <w:i w:val="false"/>
-                <w:b w:val="false"/>
-                <w:u w:val="none"/>
-                <w:strike w:val="false"/>
-                <w:sz w:val="24"/>
-                <w:szCs w:val="24"/>
-                <w:color w:val="000000"/>
-              </w:rPr>
-            </w:pPr>
-            <w:r>
-              <w:rPr>
-                <w:rFonts w:ascii="Arial" w:hAnsi="Arial" w:eastAsia="Arial" w:cs="Arial"/>
-                <w:i w:val="false"/>
-                <w:b w:val="false"/>
-                <w:u w:val="none"/>
-                <w:strike w:val="false"/>
-                <w:sz w:val="24"/>
-                <w:szCs w:val="24"/>
-                <w:color w:val="000000"/>
-              </w:rPr>
-              <w:t xml:space="preserve">46</w:t>
+              <w:t xml:space="preserve">&lt; 0.001</w:t>
             </w:r>
           </w:p>
         </w:tc>
@@ -973,6 +980,33 @@
           <w:left w:val="none" w:sz="0" w:space="0" w:color="000000"/>
           <w:right w:val="none" w:sz="0" w:space="0" w:color="000000"/>
         </w:pBdr>
+        <w:spacing w:after="120" w:before="0" w:line="240"/>
+        <w:ind w:left="0" w:right="0" w:firstLine="0" w:firstLineChars="0"/>
+      </w:pPr>
+      <w:r>
+        <w:rPr>
+          <w:rFonts w:ascii="Arial" w:hAnsi="Arial" w:eastAsia="Arial" w:cs="Arial"/>
+          <w:i w:val="false"/>
+          <w:b w:val="true"/>
+          <w:u w:val="none"/>
+          <w:strike w:val="false"/>
+          <w:sz w:val="28"/>
+          <w:szCs w:val="28"/>
+          <w:color w:val="000000"/>
+        </w:rPr>
+        <w:t xml:space="preserve">2 Coefficient</w:t>
+      </w:r>
+    </w:p>
+    <w:p>
+      <w:pPr>
+        <w:pStyle w:val="Normal"/>
+        <w:jc w:val="left"/>
+        <w:pBdr>
+          <w:bottom w:val="none" w:sz="0" w:space="0" w:color="000000"/>
+          <w:top w:val="none" w:sz="0" w:space="0" w:color="000000"/>
+          <w:left w:val="none" w:sz="0" w:space="0" w:color="000000"/>
+          <w:right w:val="none" w:sz="0" w:space="0" w:color="000000"/>
+        </w:pBdr>
         <w:spacing w:after="160" w:before="0" w:line="240"/>
         <w:ind w:left="0" w:right="0" w:firstLine="0" w:firstLineChars="0"/>
       </w:pPr>
@@ -987,7 +1021,7 @@
           <w:szCs w:val="24"/>
           <w:color w:val="000000"/>
         </w:rPr>
-        <w:t xml:space="preserve">Circle the business that would most affect the mean. Would the mean describe most of these businesses? Why?</w:t>
+        <w:t xml:space="preserve">Circle the change row. Write its number, units and meaning of the sign.</w:t>
       </w:r>
     </w:p>
     <w:p>
@@ -1092,7 +1126,34 @@
           <w:szCs w:val="44"/>
           <w:color w:val="000000"/>
         </w:rPr>
-        <w:t xml:space="preserve">Triage four claims</w:t>
+        <w:t xml:space="preserve">Explain what the table supports</w:t>
+      </w:r>
+    </w:p>
+    <w:p>
+      <w:pPr>
+        <w:pStyle w:val="Normal"/>
+        <w:jc w:val="left"/>
+        <w:pBdr>
+          <w:bottom w:val="none" w:sz="0" w:space="0" w:color="000000"/>
+          <w:top w:val="none" w:sz="0" w:space="0" w:color="000000"/>
+          <w:left w:val="none" w:sz="0" w:space="0" w:color="000000"/>
+          <w:right w:val="none" w:sz="0" w:space="0" w:color="000000"/>
+        </w:pBdr>
+        <w:spacing w:after="120" w:before="0" w:line="240"/>
+        <w:ind w:left="0" w:right="0" w:firstLine="0" w:firstLineChars="0"/>
+      </w:pPr>
+      <w:r>
+        <w:rPr>
+          <w:rFonts w:ascii="Arial" w:hAnsi="Arial" w:eastAsia="Arial" w:cs="Arial"/>
+          <w:i w:val="false"/>
+          <w:b w:val="true"/>
+          <w:u w:val="none"/>
+          <w:strike w:val="false"/>
+          <w:sz w:val="28"/>
+          <w:szCs w:val="28"/>
+          <w:color w:val="000000"/>
+        </w:rPr>
+        <w:t xml:space="preserve">3 Treatment effect</w:t>
       </w:r>
     </w:p>
     <w:p>
@@ -1119,115 +1180,7 @@
           <w:szCs w:val="24"/>
           <w:color w:val="000000"/>
         </w:rPr>
-        <w:t xml:space="preserve">Read your group's four cards. For each, choose a decision and explain the evidence you still need.</w:t>
-      </w:r>
-    </w:p>
-    <w:p>
-      <w:pPr>
-        <w:pStyle w:val="Normal"/>
-        <w:jc w:val="left"/>
-        <w:pBdr>
-          <w:bottom w:val="none" w:sz="0" w:space="0" w:color="000000"/>
-          <w:top w:val="none" w:sz="0" w:space="0" w:color="000000"/>
-          <w:left w:val="none" w:sz="0" w:space="0" w:color="000000"/>
-          <w:right w:val="none" w:sz="0" w:space="0" w:color="000000"/>
-        </w:pBdr>
-        <w:spacing w:after="160" w:before="0" w:line="240"/>
-        <w:ind w:left="0" w:right="0" w:firstLine="0" w:firstLineChars="0"/>
-      </w:pPr>
-      <w:r>
-        <w:rPr>
-          <w:rFonts w:ascii="Arial" w:hAnsi="Arial" w:eastAsia="Arial" w:cs="Arial"/>
-          <w:i w:val="false"/>
-          <w:b w:val="false"/>
-          <w:u w:val="none"/>
-          <w:strike w:val="false"/>
-          <w:sz w:val="24"/>
-          <w:szCs w:val="24"/>
-          <w:color w:val="000000"/>
-        </w:rPr>
-        <w:t xml:space="preserve">Decisions: Act / Ask first / Do not act. Questions: Compared to what? / How big? / How sure?</w:t>
-      </w:r>
-    </w:p>
-    <w:p>
-      <w:pPr>
-        <w:pStyle w:val="Normal"/>
-        <w:jc w:val="left"/>
-        <w:pBdr>
-          <w:bottom w:val="none" w:sz="0" w:space="0" w:color="000000"/>
-          <w:top w:val="none" w:sz="0" w:space="0" w:color="000000"/>
-          <w:left w:val="none" w:sz="0" w:space="0" w:color="000000"/>
-          <w:right w:val="none" w:sz="0" w:space="0" w:color="000000"/>
-        </w:pBdr>
-        <w:spacing w:after="120" w:before="0" w:line="240"/>
-        <w:ind w:left="0" w:right="0" w:firstLine="0" w:firstLineChars="0"/>
-      </w:pPr>
-      <w:r>
-        <w:rPr>
-          <w:rFonts w:ascii="Arial" w:hAnsi="Arial" w:eastAsia="Arial" w:cs="Arial"/>
-          <w:i w:val="false"/>
-          <w:b w:val="true"/>
-          <w:u w:val="none"/>
-          <w:strike w:val="false"/>
-          <w:sz w:val="28"/>
-          <w:szCs w:val="28"/>
-          <w:color w:val="000000"/>
-        </w:rPr>
-        <w:t xml:space="preserve">Card 1</w:t>
-      </w:r>
-    </w:p>
-    <w:p>
-      <w:pPr>
-        <w:pStyle w:val="Normal"/>
-        <w:jc w:val="left"/>
-        <w:pBdr>
-          <w:bottom w:val="none" w:sz="0" w:space="0" w:color="000000"/>
-          <w:top w:val="none" w:sz="0" w:space="0" w:color="000000"/>
-          <w:left w:val="none" w:sz="0" w:space="0" w:color="000000"/>
-          <w:right w:val="none" w:sz="0" w:space="0" w:color="000000"/>
-        </w:pBdr>
-        <w:spacing w:after="160" w:before="0" w:line="240"/>
-        <w:ind w:left="0" w:right="0" w:firstLine="0" w:firstLineChars="0"/>
-      </w:pPr>
-      <w:r>
-        <w:rPr>
-          <w:rFonts w:ascii="Arial" w:hAnsi="Arial" w:eastAsia="Arial" w:cs="Arial"/>
-          <w:i w:val="false"/>
-          <w:b w:val="false"/>
-          <w:u w:val="none"/>
-          <w:strike w:val="false"/>
-          <w:sz w:val="24"/>
-          <w:szCs w:val="24"/>
-          <w:color w:val="000000"/>
-        </w:rPr>
-        <w:t xml:space="preserve">Decision __________________   Missing question __________________</w:t>
-      </w:r>
-    </w:p>
-    <w:p>
-      <w:pPr>
-        <w:pStyle w:val="Normal"/>
-        <w:jc w:val="left"/>
-        <w:pBdr>
-          <w:bottom w:val="none" w:sz="0" w:space="0" w:color="000000"/>
-          <w:top w:val="none" w:sz="0" w:space="0" w:color="000000"/>
-          <w:left w:val="none" w:sz="0" w:space="0" w:color="000000"/>
-          <w:right w:val="none" w:sz="0" w:space="0" w:color="000000"/>
-        </w:pBdr>
-        <w:spacing w:after="160" w:before="0" w:line="240"/>
-        <w:ind w:left="0" w:right="0" w:firstLine="0" w:firstLineChars="0"/>
-      </w:pPr>
-      <w:r>
-        <w:rPr>
-          <w:rFonts w:ascii="Arial" w:hAnsi="Arial" w:eastAsia="Arial" w:cs="Arial"/>
-          <w:i w:val="false"/>
-          <w:b w:val="false"/>
-          <w:u w:val="none"/>
-          <w:strike w:val="false"/>
-          <w:sz w:val="24"/>
-          <w:szCs w:val="24"/>
-          <w:color w:val="000000"/>
-        </w:rPr>
-        <w:t xml:space="preserve">My reason or question for the evaluator</w:t>
+        <w:t xml:space="preserve">Does the after/before change establish what GreenWaste caused? Explain the missing comparison.</w:t>
       </w:r>
     </w:p>
     <w:p>
@@ -1267,87 +1220,6 @@
           <w:left w:val="none" w:sz="0" w:space="0" w:color="000000"/>
           <w:right w:val="none" w:sz="0" w:space="0" w:color="000000"/>
         </w:pBdr>
-        <w:spacing w:after="120" w:before="0" w:line="240"/>
-        <w:ind w:left="0" w:right="0" w:firstLine="0" w:firstLineChars="0"/>
-      </w:pPr>
-      <w:r>
-        <w:rPr>
-          <w:rFonts w:ascii="Arial" w:hAnsi="Arial" w:eastAsia="Arial" w:cs="Arial"/>
-          <w:i w:val="false"/>
-          <w:b w:val="true"/>
-          <w:u w:val="none"/>
-          <w:strike w:val="false"/>
-          <w:sz w:val="28"/>
-          <w:szCs w:val="28"/>
-          <w:color w:val="000000"/>
-        </w:rPr>
-        <w:t xml:space="preserve">Card 2</w:t>
-      </w:r>
-    </w:p>
-    <w:p>
-      <w:pPr>
-        <w:pStyle w:val="Normal"/>
-        <w:jc w:val="left"/>
-        <w:pBdr>
-          <w:bottom w:val="none" w:sz="0" w:space="0" w:color="000000"/>
-          <w:top w:val="none" w:sz="0" w:space="0" w:color="000000"/>
-          <w:left w:val="none" w:sz="0" w:space="0" w:color="000000"/>
-          <w:right w:val="none" w:sz="0" w:space="0" w:color="000000"/>
-        </w:pBdr>
-        <w:spacing w:after="160" w:before="0" w:line="240"/>
-        <w:ind w:left="0" w:right="0" w:firstLine="0" w:firstLineChars="0"/>
-      </w:pPr>
-      <w:r>
-        <w:rPr>
-          <w:rFonts w:ascii="Arial" w:hAnsi="Arial" w:eastAsia="Arial" w:cs="Arial"/>
-          <w:i w:val="false"/>
-          <w:b w:val="false"/>
-          <w:u w:val="none"/>
-          <w:strike w:val="false"/>
-          <w:sz w:val="24"/>
-          <w:szCs w:val="24"/>
-          <w:color w:val="000000"/>
-        </w:rPr>
-        <w:t xml:space="preserve">Decision __________________   Missing question __________________</w:t>
-      </w:r>
-    </w:p>
-    <w:p>
-      <w:pPr>
-        <w:pStyle w:val="Normal"/>
-        <w:jc w:val="left"/>
-        <w:pBdr>
-          <w:bottom w:val="none" w:sz="0" w:space="0" w:color="000000"/>
-          <w:top w:val="none" w:sz="0" w:space="0" w:color="000000"/>
-          <w:left w:val="none" w:sz="0" w:space="0" w:color="000000"/>
-          <w:right w:val="none" w:sz="0" w:space="0" w:color="000000"/>
-        </w:pBdr>
-        <w:spacing w:after="160" w:before="0" w:line="240"/>
-        <w:ind w:left="0" w:right="0" w:firstLine="0" w:firstLineChars="0"/>
-      </w:pPr>
-      <w:r>
-        <w:rPr>
-          <w:rFonts w:ascii="Arial" w:hAnsi="Arial" w:eastAsia="Arial" w:cs="Arial"/>
-          <w:i w:val="false"/>
-          <w:b w:val="false"/>
-          <w:u w:val="none"/>
-          <w:strike w:val="false"/>
-          <w:sz w:val="24"/>
-          <w:szCs w:val="24"/>
-          <w:color w:val="000000"/>
-        </w:rPr>
-        <w:t xml:space="preserve">My reason or question for the evaluator</w:t>
-      </w:r>
-    </w:p>
-    <w:p>
-      <w:pPr>
-        <w:pStyle w:val="Normal"/>
-        <w:jc w:val="left"/>
-        <w:pBdr>
-          <w:bottom w:val="none" w:sz="0" w:space="0" w:color="000000"/>
-          <w:top w:val="none" w:sz="0" w:space="0" w:color="000000"/>
-          <w:left w:val="none" w:sz="0" w:space="0" w:color="000000"/>
-          <w:right w:val="none" w:sz="0" w:space="0" w:color="000000"/>
-        </w:pBdr>
         <w:spacing w:after="240" w:before="0" w:line="240"/>
         <w:ind w:left="0" w:right="0" w:firstLine="0" w:firstLineChars="0"/>
       </w:pPr>
@@ -1389,7 +1261,7 @@
           <w:szCs w:val="28"/>
           <w:color w:val="000000"/>
         </w:rPr>
-        <w:t xml:space="preserve">Card 3</w:t>
+        <w:t xml:space="preserve">4 Confidence interval</w:t>
       </w:r>
     </w:p>
     <w:p>
@@ -1416,34 +1288,7 @@
           <w:szCs w:val="24"/>
           <w:color w:val="000000"/>
         </w:rPr>
-        <w:t xml:space="preserve">Decision __________________   Missing question __________________</w:t>
-      </w:r>
-    </w:p>
-    <w:p>
-      <w:pPr>
-        <w:pStyle w:val="Normal"/>
-        <w:jc w:val="left"/>
-        <w:pBdr>
-          <w:bottom w:val="none" w:sz="0" w:space="0" w:color="000000"/>
-          <w:top w:val="none" w:sz="0" w:space="0" w:color="000000"/>
-          <w:left w:val="none" w:sz="0" w:space="0" w:color="000000"/>
-          <w:right w:val="none" w:sz="0" w:space="0" w:color="000000"/>
-        </w:pBdr>
-        <w:spacing w:after="160" w:before="0" w:line="240"/>
-        <w:ind w:left="0" w:right="0" w:firstLine="0" w:firstLineChars="0"/>
-      </w:pPr>
-      <w:r>
-        <w:rPr>
-          <w:rFonts w:ascii="Arial" w:hAnsi="Arial" w:eastAsia="Arial" w:cs="Arial"/>
-          <w:i w:val="false"/>
-          <w:b w:val="false"/>
-          <w:u w:val="none"/>
-          <w:strike w:val="false"/>
-          <w:sz w:val="24"/>
-          <w:szCs w:val="24"/>
-          <w:color w:val="000000"/>
-        </w:rPr>
-        <w:t xml:space="preserve">My reason or question for the evaluator</w:t>
+        <w:t xml:space="preserve">Box the interval for the change. What does it describe? Does it show the range for individual businesses?</w:t>
       </w:r>
     </w:p>
     <w:p>
@@ -1483,87 +1328,6 @@
           <w:left w:val="none" w:sz="0" w:space="0" w:color="000000"/>
           <w:right w:val="none" w:sz="0" w:space="0" w:color="000000"/>
         </w:pBdr>
-        <w:spacing w:after="120" w:before="0" w:line="240"/>
-        <w:ind w:left="0" w:right="0" w:firstLine="0" w:firstLineChars="0"/>
-      </w:pPr>
-      <w:r>
-        <w:rPr>
-          <w:rFonts w:ascii="Arial" w:hAnsi="Arial" w:eastAsia="Arial" w:cs="Arial"/>
-          <w:i w:val="false"/>
-          <w:b w:val="true"/>
-          <w:u w:val="none"/>
-          <w:strike w:val="false"/>
-          <w:sz w:val="28"/>
-          <w:szCs w:val="28"/>
-          <w:color w:val="000000"/>
-        </w:rPr>
-        <w:t xml:space="preserve">Card 4</w:t>
-      </w:r>
-    </w:p>
-    <w:p>
-      <w:pPr>
-        <w:pStyle w:val="Normal"/>
-        <w:jc w:val="left"/>
-        <w:pBdr>
-          <w:bottom w:val="none" w:sz="0" w:space="0" w:color="000000"/>
-          <w:top w:val="none" w:sz="0" w:space="0" w:color="000000"/>
-          <w:left w:val="none" w:sz="0" w:space="0" w:color="000000"/>
-          <w:right w:val="none" w:sz="0" w:space="0" w:color="000000"/>
-        </w:pBdr>
-        <w:spacing w:after="160" w:before="0" w:line="240"/>
-        <w:ind w:left="0" w:right="0" w:firstLine="0" w:firstLineChars="0"/>
-      </w:pPr>
-      <w:r>
-        <w:rPr>
-          <w:rFonts w:ascii="Arial" w:hAnsi="Arial" w:eastAsia="Arial" w:cs="Arial"/>
-          <w:i w:val="false"/>
-          <w:b w:val="false"/>
-          <w:u w:val="none"/>
-          <w:strike w:val="false"/>
-          <w:sz w:val="24"/>
-          <w:szCs w:val="24"/>
-          <w:color w:val="000000"/>
-        </w:rPr>
-        <w:t xml:space="preserve">Decision __________________   Missing question __________________</w:t>
-      </w:r>
-    </w:p>
-    <w:p>
-      <w:pPr>
-        <w:pStyle w:val="Normal"/>
-        <w:jc w:val="left"/>
-        <w:pBdr>
-          <w:bottom w:val="none" w:sz="0" w:space="0" w:color="000000"/>
-          <w:top w:val="none" w:sz="0" w:space="0" w:color="000000"/>
-          <w:left w:val="none" w:sz="0" w:space="0" w:color="000000"/>
-          <w:right w:val="none" w:sz="0" w:space="0" w:color="000000"/>
-        </w:pBdr>
-        <w:spacing w:after="160" w:before="0" w:line="240"/>
-        <w:ind w:left="0" w:right="0" w:firstLine="0" w:firstLineChars="0"/>
-      </w:pPr>
-      <w:r>
-        <w:rPr>
-          <w:rFonts w:ascii="Arial" w:hAnsi="Arial" w:eastAsia="Arial" w:cs="Arial"/>
-          <w:i w:val="false"/>
-          <w:b w:val="false"/>
-          <w:u w:val="none"/>
-          <w:strike w:val="false"/>
-          <w:sz w:val="24"/>
-          <w:szCs w:val="24"/>
-          <w:color w:val="000000"/>
-        </w:rPr>
-        <w:t xml:space="preserve">My reason or question for the evaluator</w:t>
-      </w:r>
-    </w:p>
-    <w:p>
-      <w:pPr>
-        <w:pStyle w:val="Normal"/>
-        <w:jc w:val="left"/>
-        <w:pBdr>
-          <w:bottom w:val="none" w:sz="0" w:space="0" w:color="000000"/>
-          <w:top w:val="none" w:sz="0" w:space="0" w:color="000000"/>
-          <w:left w:val="none" w:sz="0" w:space="0" w:color="000000"/>
-          <w:right w:val="none" w:sz="0" w:space="0" w:color="000000"/>
-        </w:pBdr>
         <w:spacing w:after="240" w:before="0" w:line="240"/>
         <w:ind w:left="0" w:right="0" w:firstLine="0" w:firstLineChars="0"/>
       </w:pPr>
@@ -1605,7 +1369,7 @@
           <w:szCs w:val="28"/>
           <w:color w:val="000000"/>
         </w:rPr>
-        <w:t xml:space="preserve">My next question from memory</w:t>
+        <w:t xml:space="preserve">5 P value</w:t>
       </w:r>
     </w:p>
     <w:p>
@@ -1632,7 +1396,7 @@
           <w:szCs w:val="24"/>
           <w:color w:val="000000"/>
         </w:rPr>
-        <w:t xml:space="preserve">Turn the cards over. Write one useful question and why its answer matters.</w:t>
+        <w:t xml:space="preserve">Find the change row p-value. Does it give the probability that GreenWaste works or establish cause?</w:t>
       </w:r>
     </w:p>
     <w:p>
@@ -1690,6 +1454,222 @@
       </w:r>
     </w:p>
     <w:p>
+      <w:pPr>
+        <w:pStyle w:val="Normal"/>
+        <w:jc w:val="left"/>
+        <w:pBdr>
+          <w:bottom w:val="none" w:sz="0" w:space="0" w:color="000000"/>
+          <w:top w:val="none" w:sz="0" w:space="0" w:color="000000"/>
+          <w:left w:val="none" w:sz="0" w:space="0" w:color="000000"/>
+          <w:right w:val="none" w:sz="0" w:space="0" w:color="000000"/>
+        </w:pBdr>
+        <w:spacing w:after="120" w:before="0" w:line="240"/>
+        <w:ind w:left="0" w:right="0" w:firstLine="0" w:firstLineChars="0"/>
+      </w:pPr>
+      <w:r>
+        <w:rPr>
+          <w:rFonts w:ascii="Arial" w:hAnsi="Arial" w:eastAsia="Arial" w:cs="Arial"/>
+          <w:i w:val="false"/>
+          <w:b w:val="true"/>
+          <w:u w:val="none"/>
+          <w:strike w:val="false"/>
+          <w:sz w:val="28"/>
+          <w:szCs w:val="28"/>
+          <w:color w:val="000000"/>
+        </w:rPr>
+        <w:t xml:space="preserve">6 Read and repair</w:t>
+      </w:r>
+    </w:p>
+    <w:p>
+      <w:pPr>
+        <w:pStyle w:val="Normal"/>
+        <w:jc w:val="left"/>
+        <w:pBdr>
+          <w:bottom w:val="none" w:sz="0" w:space="0" w:color="000000"/>
+          <w:top w:val="none" w:sz="0" w:space="0" w:color="000000"/>
+          <w:left w:val="none" w:sz="0" w:space="0" w:color="000000"/>
+          <w:right w:val="none" w:sz="0" w:space="0" w:color="000000"/>
+        </w:pBdr>
+        <w:spacing w:after="160" w:before="0" w:line="240"/>
+        <w:ind w:left="0" w:right="0" w:firstLine="0" w:firstLineChars="0"/>
+      </w:pPr>
+      <w:r>
+        <w:rPr>
+          <w:rFonts w:ascii="Arial" w:hAnsi="Arial" w:eastAsia="Arial" w:cs="Arial"/>
+          <w:i w:val="false"/>
+          <w:b w:val="false"/>
+          <w:u w:val="none"/>
+          <w:strike w:val="false"/>
+          <w:sz w:val="22"/>
+          <w:szCs w:val="22"/>
+          <w:color w:val="000000"/>
+        </w:rPr>
+        <w:t xml:space="preserve">The course rule is at least 1,000 AED annual saving per business. Repair this claim: The tiny p-value proves GreenWaste caused enough saving to expand.</w:t>
+      </w:r>
+    </w:p>
+    <w:p>
+      <w:pPr>
+        <w:pStyle w:val="Normal"/>
+        <w:jc w:val="left"/>
+        <w:pBdr>
+          <w:bottom w:val="none" w:sz="0" w:space="0" w:color="000000"/>
+          <w:top w:val="none" w:sz="0" w:space="0" w:color="000000"/>
+          <w:left w:val="none" w:sz="0" w:space="0" w:color="000000"/>
+          <w:right w:val="none" w:sz="0" w:space="0" w:color="000000"/>
+        </w:pBdr>
+        <w:spacing w:after="240" w:before="0" w:line="240"/>
+        <w:ind w:left="0" w:right="0" w:firstLine="0" w:firstLineChars="0"/>
+      </w:pPr>
+      <w:r>
+        <w:rPr>
+          <w:rFonts w:ascii="Arial" w:hAnsi="Arial" w:eastAsia="Arial" w:cs="Arial"/>
+          <w:i w:val="false"/>
+          <w:b w:val="false"/>
+          <w:u w:val="none"/>
+          <w:strike w:val="false"/>
+          <w:sz w:val="24"/>
+          <w:szCs w:val="24"/>
+          <w:color w:val="B5BEC9"/>
+        </w:rPr>
+        <w:t xml:space="preserve">_______________________________________________________</w:t>
+      </w:r>
+    </w:p>
+    <w:p>
+      <w:pPr>
+        <w:pStyle w:val="Normal"/>
+        <w:jc w:val="left"/>
+        <w:pBdr>
+          <w:bottom w:val="none" w:sz="0" w:space="0" w:color="000000"/>
+          <w:top w:val="none" w:sz="0" w:space="0" w:color="000000"/>
+          <w:left w:val="none" w:sz="0" w:space="0" w:color="000000"/>
+          <w:right w:val="none" w:sz="0" w:space="0" w:color="000000"/>
+        </w:pBdr>
+        <w:spacing w:after="240" w:before="0" w:line="240"/>
+        <w:ind w:left="0" w:right="0" w:firstLine="0" w:firstLineChars="0"/>
+      </w:pPr>
+      <w:r>
+        <w:rPr>
+          <w:rFonts w:ascii="Arial" w:hAnsi="Arial" w:eastAsia="Arial" w:cs="Arial"/>
+          <w:i w:val="false"/>
+          <w:b w:val="false"/>
+          <w:u w:val="none"/>
+          <w:strike w:val="false"/>
+          <w:sz w:val="24"/>
+          <w:szCs w:val="24"/>
+          <w:color w:val="B5BEC9"/>
+        </w:rPr>
+        <w:t xml:space="preserve">_______________________________________________________</w:t>
+      </w:r>
+    </w:p>
+    <w:p>
+      <w:pPr>
+        <w:pStyle w:val="Normal"/>
+        <w:jc w:val="left"/>
+        <w:pBdr>
+          <w:bottom w:val="none" w:sz="0" w:space="0" w:color="000000"/>
+          <w:top w:val="none" w:sz="0" w:space="0" w:color="000000"/>
+          <w:left w:val="none" w:sz="0" w:space="0" w:color="000000"/>
+          <w:right w:val="none" w:sz="0" w:space="0" w:color="000000"/>
+        </w:pBdr>
+        <w:spacing w:after="120" w:before="0" w:line="240"/>
+        <w:ind w:left="0" w:right="0" w:firstLine="0" w:firstLineChars="0"/>
+      </w:pPr>
+      <w:r>
+        <w:rPr>
+          <w:rFonts w:ascii="Arial" w:hAnsi="Arial" w:eastAsia="Arial" w:cs="Arial"/>
+          <w:i w:val="false"/>
+          <w:b w:val="true"/>
+          <w:u w:val="none"/>
+          <w:strike w:val="false"/>
+          <w:sz w:val="28"/>
+          <w:szCs w:val="28"/>
+          <w:color w:val="000000"/>
+        </w:rPr>
+        <w:t xml:space="preserve">My independent reading and next question</w:t>
+      </w:r>
+    </w:p>
+    <w:p>
+      <w:pPr>
+        <w:pStyle w:val="Normal"/>
+        <w:jc w:val="left"/>
+        <w:pBdr>
+          <w:bottom w:val="none" w:sz="0" w:space="0" w:color="000000"/>
+          <w:top w:val="none" w:sz="0" w:space="0" w:color="000000"/>
+          <w:left w:val="none" w:sz="0" w:space="0" w:color="000000"/>
+          <w:right w:val="none" w:sz="0" w:space="0" w:color="000000"/>
+        </w:pBdr>
+        <w:spacing w:after="160" w:before="0" w:line="240"/>
+        <w:ind w:left="0" w:right="0" w:firstLine="0" w:firstLineChars="0"/>
+      </w:pPr>
+      <w:r>
+        <w:rPr>
+          <w:rFonts w:ascii="Arial" w:hAnsi="Arial" w:eastAsia="Arial" w:cs="Arial"/>
+          <w:i w:val="false"/>
+          <w:b w:val="false"/>
+          <w:u w:val="none"/>
+          <w:strike w:val="false"/>
+          <w:sz w:val="24"/>
+          <w:szCs w:val="24"/>
+          <w:color w:val="000000"/>
+        </w:rPr>
+        <w:t xml:space="preserve">State the change, its interval and comparison. Ask for evidence needed before calling it a programme effect.</w:t>
+      </w:r>
+    </w:p>
+    <w:p>
+      <w:pPr>
+        <w:pStyle w:val="Normal"/>
+        <w:jc w:val="left"/>
+        <w:pBdr>
+          <w:bottom w:val="none" w:sz="0" w:space="0" w:color="000000"/>
+          <w:top w:val="none" w:sz="0" w:space="0" w:color="000000"/>
+          <w:left w:val="none" w:sz="0" w:space="0" w:color="000000"/>
+          <w:right w:val="none" w:sz="0" w:space="0" w:color="000000"/>
+        </w:pBdr>
+        <w:spacing w:after="240" w:before="0" w:line="240"/>
+        <w:ind w:left="0" w:right="0" w:firstLine="0" w:firstLineChars="0"/>
+      </w:pPr>
+      <w:r>
+        <w:rPr>
+          <w:rFonts w:ascii="Arial" w:hAnsi="Arial" w:eastAsia="Arial" w:cs="Arial"/>
+          <w:i w:val="false"/>
+          <w:b w:val="false"/>
+          <w:u w:val="none"/>
+          <w:strike w:val="false"/>
+          <w:sz w:val="24"/>
+          <w:szCs w:val="24"/>
+          <w:color w:val="B5BEC9"/>
+        </w:rPr>
+        <w:t xml:space="preserve">_______________________________________________________</w:t>
+      </w:r>
+    </w:p>
+    <w:p>
+      <w:pPr>
+        <w:pStyle w:val="Normal"/>
+        <w:jc w:val="left"/>
+        <w:pBdr>
+          <w:bottom w:val="none" w:sz="0" w:space="0" w:color="000000"/>
+          <w:top w:val="none" w:sz="0" w:space="0" w:color="000000"/>
+          <w:left w:val="none" w:sz="0" w:space="0" w:color="000000"/>
+          <w:right w:val="none" w:sz="0" w:space="0" w:color="000000"/>
+        </w:pBdr>
+        <w:spacing w:after="240" w:before="0" w:line="240"/>
+        <w:ind w:left="0" w:right="0" w:firstLine="0" w:firstLineChars="0"/>
+      </w:pPr>
+      <w:r>
+        <w:rPr>
+          <w:rFonts w:ascii="Arial" w:hAnsi="Arial" w:eastAsia="Arial" w:cs="Arial"/>
+          <w:i w:val="false"/>
+          <w:b w:val="false"/>
+          <w:u w:val="none"/>
+          <w:strike w:val="false"/>
+          <w:sz w:val="24"/>
+          <w:szCs w:val="24"/>
+          <w:color w:val="B5BEC9"/>
+        </w:rPr>
+        <w:t xml:space="preserve">_______________________________________________________</w:t>
+      </w:r>
+    </w:p>
+    <w:p>
       <w:pPr/>
       <w:r>
         <w:br w:type="page"/>
@@ -1737,7 +1717,7 @@
           <w:szCs w:val="44"/>
           <w:color w:val="000000"/>
         </w:rPr>
-        <w:t xml:space="preserve">Four claim cards</w:t>
+        <w:t xml:space="preserve">Trainer key for the five terms</w:t>
       </w:r>
     </w:p>
     <w:p>
@@ -1764,34 +1744,7 @@
           <w:szCs w:val="20"/>
           <w:color w:val="000000"/>
         </w:rPr>
-        <w:t xml:space="preserve">Trainer print instruction: one copy of this page per group. Cut into four slips. Do not give the key to participants.</w:t>
-      </w:r>
-    </w:p>
-    <w:p>
-      <w:pPr>
-        <w:pStyle w:val="Normal"/>
-        <w:jc w:val="left"/>
-        <w:pBdr>
-          <w:bottom w:val="none" w:sz="0" w:space="0" w:color="000000"/>
-          <w:top w:val="none" w:sz="0" w:space="0" w:color="000000"/>
-          <w:left w:val="none" w:sz="0" w:space="0" w:color="000000"/>
-          <w:right w:val="none" w:sz="0" w:space="0" w:color="000000"/>
-        </w:pBdr>
-        <w:spacing w:after="160" w:before="0" w:line="240"/>
-        <w:ind w:left="0" w:right="0" w:firstLine="0" w:firstLineChars="0"/>
-      </w:pPr>
-      <w:r>
-        <w:rPr>
-          <w:rFonts w:ascii="Arial" w:hAnsi="Arial" w:eastAsia="Arial" w:cs="Arial"/>
-          <w:i w:val="false"/>
-          <w:b w:val="false"/>
-          <w:u w:val="none"/>
-          <w:strike w:val="false"/>
-          <w:sz w:val="18"/>
-          <w:szCs w:val="18"/>
-          <w:color w:val="545860"/>
-        </w:rPr>
-        <w:t xml:space="preserve">Fictional GreenWaste case | invented figures</w:t>
+        <w:t xml:space="preserve">Print participant pages 1 and 2 double-sided. These key pages are trainer only.</w:t>
       </w:r>
     </w:p>
     <w:p>
@@ -1818,7 +1771,7 @@
           <w:szCs w:val="28"/>
           <w:color w:val="000000"/>
         </w:rPr>
-        <w:t xml:space="preserve">Card 1</w:t>
+        <w:t xml:space="preserve">Mean</w:t>
       </w:r>
     </w:p>
     <w:p>
@@ -1839,40 +1792,67 @@
           <w:rFonts w:ascii="Arial" w:hAnsi="Arial" w:eastAsia="Arial" w:cs="Arial"/>
           <w:i w:val="false"/>
           <w:b w:val="false"/>
+          <w:u w:val="none"/>
+          <w:strike w:val="false"/>
+          <w:sz w:val="24"/>
+          <w:szCs w:val="24"/>
+          <w:color w:val="000000"/>
+        </w:rPr>
+        <w:t xml:space="preserve">100 tonnes divided by 10 businesses = 10 tonnes. Nine of these selected records are below the mean; one is 46. It is not the value for every business and this teaching selection is not representative of the city.</w:t>
+      </w:r>
+    </w:p>
+    <w:p>
+      <w:pPr>
+        <w:pStyle w:val="Normal"/>
+        <w:jc w:val="left"/>
+        <w:pBdr>
+          <w:bottom w:val="none" w:sz="0" w:space="0" w:color="000000"/>
+          <w:top w:val="none" w:sz="0" w:space="0" w:color="000000"/>
+          <w:left w:val="none" w:sz="0" w:space="0" w:color="000000"/>
+          <w:right w:val="none" w:sz="0" w:space="0" w:color="000000"/>
+        </w:pBdr>
+        <w:spacing w:after="120" w:before="0" w:line="240"/>
+        <w:ind w:left="0" w:right="0" w:firstLine="0" w:firstLineChars="0"/>
+      </w:pPr>
+      <w:r>
+        <w:rPr>
+          <w:rFonts w:ascii="Arial" w:hAnsi="Arial" w:eastAsia="Arial" w:cs="Arial"/>
+          <w:i w:val="false"/>
+          <w:b w:val="true"/>
           <w:u w:val="none"/>
           <w:strike w:val="false"/>
           <w:sz w:val="28"/>
           <w:szCs w:val="28"/>
           <w:color w:val="000000"/>
         </w:rPr>
-        <w:t xml:space="preserve">Landfill waste from businesses in GreenWaste fell 50% in a year.</w:t>
-      </w:r>
-    </w:p>
-    <w:p>
-      <w:pPr>
-        <w:pStyle w:val="Normal"/>
-        <w:jc w:val="left"/>
-        <w:pBdr>
-          <w:bottom w:val="none" w:sz="0" w:space="0" w:color="000000"/>
-          <w:top w:val="none" w:sz="0" w:space="0" w:color="000000"/>
-          <w:left w:val="none" w:sz="0" w:space="0" w:color="000000"/>
-          <w:right w:val="none" w:sz="0" w:space="0" w:color="000000"/>
-        </w:pBdr>
-        <w:spacing w:after="360" w:before="0" w:line="240"/>
-        <w:ind w:left="0" w:right="0" w:firstLine="0" w:firstLineChars="0"/>
-      </w:pPr>
-      <w:r>
-        <w:rPr>
-          <w:rFonts w:ascii="Arial" w:hAnsi="Arial" w:eastAsia="Arial" w:cs="Arial"/>
-          <w:i w:val="false"/>
-          <w:b w:val="false"/>
-          <w:u w:val="none"/>
-          <w:strike w:val="false"/>
-          <w:sz w:val="22"/>
-          <w:szCs w:val="22"/>
-          <w:color w:val="000000"/>
-        </w:rPr>
-        <w:t xml:space="preserve">What does this claim leave unanswered?</w:t>
+        <w:t xml:space="preserve">Coefficient</w:t>
+      </w:r>
+    </w:p>
+    <w:p>
+      <w:pPr>
+        <w:pStyle w:val="Normal"/>
+        <w:jc w:val="left"/>
+        <w:pBdr>
+          <w:bottom w:val="none" w:sz="0" w:space="0" w:color="000000"/>
+          <w:top w:val="none" w:sz="0" w:space="0" w:color="000000"/>
+          <w:left w:val="none" w:sz="0" w:space="0" w:color="000000"/>
+          <w:right w:val="none" w:sz="0" w:space="0" w:color="000000"/>
+        </w:pBdr>
+        <w:spacing w:after="160" w:before="0" w:line="240"/>
+        <w:ind w:left="0" w:right="0" w:firstLine="0" w:firstLineChars="0"/>
+      </w:pPr>
+      <w:r>
+        <w:rPr>
+          <w:rFonts w:ascii="Arial" w:hAnsi="Arial" w:eastAsia="Arial" w:cs="Arial"/>
+          <w:i w:val="false"/>
+          <w:b w:val="false"/>
+          <w:u w:val="none"/>
+          <w:strike w:val="false"/>
+          <w:sz w:val="24"/>
+          <w:szCs w:val="24"/>
+          <w:color w:val="000000"/>
+        </w:rPr>
+        <w:t xml:space="preserve">Before GreenWaste is the starting mean, 1,432 AED. After minus before is the change, -669 AED. Negative means lower annual costs, not automatically a harmful outcome. A coefficient is a named model result, not automatically a treatment effect.</w:t>
       </w:r>
     </w:p>
     <w:p>
@@ -1899,7 +1879,7 @@
           <w:szCs w:val="28"/>
           <w:color w:val="000000"/>
         </w:rPr>
-        <w:t xml:space="preserve">Card 2</w:t>
+        <w:t xml:space="preserve">Treatment effect</w:t>
       </w:r>
     </w:p>
     <w:p>
@@ -1920,40 +1900,67 @@
           <w:rFonts w:ascii="Arial" w:hAnsi="Arial" w:eastAsia="Arial" w:cs="Arial"/>
           <w:i w:val="false"/>
           <w:b w:val="false"/>
+          <w:u w:val="none"/>
+          <w:strike w:val="false"/>
+          <w:sz w:val="24"/>
+          <w:szCs w:val="24"/>
+          <w:color w:val="000000"/>
+        </w:rPr>
+        <w:t xml:space="preserve">The change caused by the programme, relative to what would have happened without it. A before/after change can include other changes over time. Ask for a credible no-programme comparison.</w:t>
+      </w:r>
+    </w:p>
+    <w:p>
+      <w:pPr>
+        <w:pStyle w:val="Normal"/>
+        <w:jc w:val="left"/>
+        <w:pBdr>
+          <w:bottom w:val="none" w:sz="0" w:space="0" w:color="000000"/>
+          <w:top w:val="none" w:sz="0" w:space="0" w:color="000000"/>
+          <w:left w:val="none" w:sz="0" w:space="0" w:color="000000"/>
+          <w:right w:val="none" w:sz="0" w:space="0" w:color="000000"/>
+        </w:pBdr>
+        <w:spacing w:after="120" w:before="0" w:line="240"/>
+        <w:ind w:left="0" w:right="0" w:firstLine="0" w:firstLineChars="0"/>
+      </w:pPr>
+      <w:r>
+        <w:rPr>
+          <w:rFonts w:ascii="Arial" w:hAnsi="Arial" w:eastAsia="Arial" w:cs="Arial"/>
+          <w:i w:val="false"/>
+          <w:b w:val="true"/>
           <w:u w:val="none"/>
           <w:strike w:val="false"/>
           <w:sz w:val="28"/>
           <w:szCs w:val="28"/>
           <w:color w:val="000000"/>
         </w:rPr>
-        <w:t xml:space="preserve">The effect of GreenWaste on landfill is -2.69 tonnes per business, 95% confidence interval -2.74 to -2.64.</w:t>
-      </w:r>
-    </w:p>
-    <w:p>
-      <w:pPr>
-        <w:pStyle w:val="Normal"/>
-        <w:jc w:val="left"/>
-        <w:pBdr>
-          <w:bottom w:val="none" w:sz="0" w:space="0" w:color="000000"/>
-          <w:top w:val="none" w:sz="0" w:space="0" w:color="000000"/>
-          <w:left w:val="none" w:sz="0" w:space="0" w:color="000000"/>
-          <w:right w:val="none" w:sz="0" w:space="0" w:color="000000"/>
-        </w:pBdr>
-        <w:spacing w:after="360" w:before="0" w:line="240"/>
-        <w:ind w:left="0" w:right="0" w:firstLine="0" w:firstLineChars="0"/>
-      </w:pPr>
-      <w:r>
-        <w:rPr>
-          <w:rFonts w:ascii="Arial" w:hAnsi="Arial" w:eastAsia="Arial" w:cs="Arial"/>
-          <w:i w:val="false"/>
-          <w:b w:val="false"/>
-          <w:u w:val="none"/>
-          <w:strike w:val="false"/>
-          <w:sz w:val="22"/>
-          <w:szCs w:val="22"/>
-          <w:color w:val="000000"/>
-        </w:rPr>
-        <w:t xml:space="preserve">What does this claim leave unanswered?</w:t>
+        <w:t xml:space="preserve">Confidence interval</w:t>
+      </w:r>
+    </w:p>
+    <w:p>
+      <w:pPr>
+        <w:pStyle w:val="Normal"/>
+        <w:jc w:val="left"/>
+        <w:pBdr>
+          <w:bottom w:val="none" w:sz="0" w:space="0" w:color="000000"/>
+          <w:top w:val="none" w:sz="0" w:space="0" w:color="000000"/>
+          <w:left w:val="none" w:sz="0" w:space="0" w:color="000000"/>
+          <w:right w:val="none" w:sz="0" w:space="0" w:color="000000"/>
+        </w:pBdr>
+        <w:spacing w:after="160" w:before="0" w:line="240"/>
+        <w:ind w:left="0" w:right="0" w:firstLine="0" w:firstLineChars="0"/>
+      </w:pPr>
+      <w:r>
+        <w:rPr>
+          <w:rFonts w:ascii="Arial" w:hAnsi="Arial" w:eastAsia="Arial" w:cs="Arial"/>
+          <w:i w:val="false"/>
+          <w:b w:val="false"/>
+          <w:u w:val="none"/>
+          <w:strike w:val="false"/>
+          <w:sz w:val="24"/>
+          <w:szCs w:val="24"/>
+          <w:color w:val="000000"/>
+        </w:rPr>
+        <w:t xml:space="preserve">For the change: -684 to -654 AED. It describes uncertainty around the model estimate under its assumptions, not the spread of individual savings. It does not cover all bias or establish cause. Do not give a 95% probability interpretation for this fixed interval.</w:t>
       </w:r>
     </w:p>
     <w:p>
@@ -1980,7 +1987,7 @@
           <w:szCs w:val="28"/>
           <w:color w:val="000000"/>
         </w:rPr>
-        <w:t xml:space="preserve">Card 3</w:t>
+        <w:t xml:space="preserve">P value</w:t>
       </w:r>
     </w:p>
     <w:p>
@@ -2003,119 +2010,11 @@
           <w:b w:val="false"/>
           <w:u w:val="none"/>
           <w:strike w:val="false"/>
-          <w:sz w:val="28"/>
-          <w:szCs w:val="28"/>
-          <w:color w:val="000000"/>
-        </w:rPr>
-        <w:t xml:space="preserve">The fall in landfill is statistically significant (p &lt; 0.001), so every business in the country should join GreenWaste.</w:t>
-      </w:r>
-    </w:p>
-    <w:p>
-      <w:pPr>
-        <w:pStyle w:val="Normal"/>
-        <w:jc w:val="left"/>
-        <w:pBdr>
-          <w:bottom w:val="none" w:sz="0" w:space="0" w:color="000000"/>
-          <w:top w:val="none" w:sz="0" w:space="0" w:color="000000"/>
-          <w:left w:val="none" w:sz="0" w:space="0" w:color="000000"/>
-          <w:right w:val="none" w:sz="0" w:space="0" w:color="000000"/>
-        </w:pBdr>
-        <w:spacing w:after="360" w:before="0" w:line="240"/>
-        <w:ind w:left="0" w:right="0" w:firstLine="0" w:firstLineChars="0"/>
-      </w:pPr>
-      <w:r>
-        <w:rPr>
-          <w:rFonts w:ascii="Arial" w:hAnsi="Arial" w:eastAsia="Arial" w:cs="Arial"/>
-          <w:i w:val="false"/>
-          <w:b w:val="false"/>
-          <w:u w:val="none"/>
-          <w:strike w:val="false"/>
-          <w:sz w:val="22"/>
-          <w:szCs w:val="22"/>
-          <w:color w:val="000000"/>
-        </w:rPr>
-        <w:t xml:space="preserve">What does this claim leave unanswered?</w:t>
-      </w:r>
-    </w:p>
-    <w:p>
-      <w:pPr>
-        <w:pStyle w:val="Normal"/>
-        <w:jc w:val="left"/>
-        <w:pBdr>
-          <w:bottom w:val="none" w:sz="0" w:space="0" w:color="000000"/>
-          <w:top w:val="none" w:sz="0" w:space="0" w:color="000000"/>
-          <w:left w:val="none" w:sz="0" w:space="0" w:color="000000"/>
-          <w:right w:val="none" w:sz="0" w:space="0" w:color="000000"/>
-        </w:pBdr>
-        <w:spacing w:after="120" w:before="0" w:line="240"/>
-        <w:ind w:left="0" w:right="0" w:firstLine="0" w:firstLineChars="0"/>
-      </w:pPr>
-      <w:r>
-        <w:rPr>
-          <w:rFonts w:ascii="Arial" w:hAnsi="Arial" w:eastAsia="Arial" w:cs="Arial"/>
-          <w:i w:val="false"/>
-          <w:b w:val="true"/>
-          <w:u w:val="none"/>
-          <w:strike w:val="false"/>
-          <w:sz w:val="28"/>
-          <w:szCs w:val="28"/>
-          <w:color w:val="000000"/>
-        </w:rPr>
-        <w:t xml:space="preserve">Card 4</w:t>
-      </w:r>
-    </w:p>
-    <w:p>
-      <w:pPr>
-        <w:pStyle w:val="Normal"/>
-        <w:jc w:val="left"/>
-        <w:pBdr>
-          <w:bottom w:val="none" w:sz="0" w:space="0" w:color="000000"/>
-          <w:top w:val="none" w:sz="0" w:space="0" w:color="000000"/>
-          <w:left w:val="none" w:sz="0" w:space="0" w:color="000000"/>
-          <w:right w:val="none" w:sz="0" w:space="0" w:color="000000"/>
-        </w:pBdr>
-        <w:spacing w:after="160" w:before="0" w:line="240"/>
-        <w:ind w:left="0" w:right="0" w:firstLine="0" w:firstLineChars="0"/>
-      </w:pPr>
-      <w:r>
-        <w:rPr>
-          <w:rFonts w:ascii="Arial" w:hAnsi="Arial" w:eastAsia="Arial" w:cs="Arial"/>
-          <w:i w:val="false"/>
-          <w:b w:val="false"/>
-          <w:u w:val="none"/>
-          <w:strike w:val="false"/>
-          <w:sz w:val="28"/>
-          <w:szCs w:val="28"/>
-          <w:color w:val="000000"/>
-        </w:rPr>
-        <w:t xml:space="preserve">Landfill fell 3.3 tonnes per business among those that took part and 0.6 tonnes among those that did not.</w:t>
-      </w:r>
-    </w:p>
-    <w:p>
-      <w:pPr>
-        <w:pStyle w:val="Normal"/>
-        <w:jc w:val="left"/>
-        <w:pBdr>
-          <w:bottom w:val="none" w:sz="0" w:space="0" w:color="000000"/>
-          <w:top w:val="none" w:sz="0" w:space="0" w:color="000000"/>
-          <w:left w:val="none" w:sz="0" w:space="0" w:color="000000"/>
-          <w:right w:val="none" w:sz="0" w:space="0" w:color="000000"/>
-        </w:pBdr>
-        <w:spacing w:after="360" w:before="0" w:line="240"/>
-        <w:ind w:left="0" w:right="0" w:firstLine="0" w:firstLineChars="0"/>
-      </w:pPr>
-      <w:r>
-        <w:rPr>
-          <w:rFonts w:ascii="Arial" w:hAnsi="Arial" w:eastAsia="Arial" w:cs="Arial"/>
-          <w:i w:val="false"/>
-          <w:b w:val="false"/>
-          <w:u w:val="none"/>
-          <w:strike w:val="false"/>
-          <w:sz w:val="22"/>
-          <w:szCs w:val="22"/>
-          <w:color w:val="000000"/>
-        </w:rPr>
-        <w:t xml:space="preserve">What does this claim leave unanswered?</w:t>
+          <w:sz w:val="24"/>
+          <w:szCs w:val="24"/>
+          <w:color w:val="000000"/>
+        </w:rPr>
+        <w:t xml:space="preserve">Less than 0.001 for the change. Evidence against the tested no-change model under its assumptions, not the probability that the programme works or that the result is due to chance. It establishes neither cause nor a large enough saving; a non-significant result also does not prove no effect.</w:t>
       </w:r>
     </w:p>
     <w:p>
@@ -2166,34 +2065,7 @@
           <w:szCs w:val="44"/>
           <w:color w:val="000000"/>
         </w:rPr>
-        <w:t xml:space="preserve">Trainer key for questioning claims</w:t>
-      </w:r>
-    </w:p>
-    <w:p>
-      <w:pPr>
-        <w:pStyle w:val="Normal"/>
-        <w:jc w:val="left"/>
-        <w:pBdr>
-          <w:bottom w:val="none" w:sz="0" w:space="0" w:color="000000"/>
-          <w:top w:val="none" w:sz="0" w:space="0" w:color="000000"/>
-          <w:left w:val="none" w:sz="0" w:space="0" w:color="000000"/>
-          <w:right w:val="none" w:sz="0" w:space="0" w:color="000000"/>
-        </w:pBdr>
-        <w:spacing w:after="160" w:before="0" w:line="240"/>
-        <w:ind w:left="0" w:right="0" w:firstLine="0" w:firstLineChars="0"/>
-      </w:pPr>
-      <w:r>
-        <w:rPr>
-          <w:rFonts w:ascii="Arial" w:hAnsi="Arial" w:eastAsia="Arial" w:cs="Arial"/>
-          <w:i w:val="false"/>
-          <w:b w:val="false"/>
-          <w:u w:val="none"/>
-          <w:strike w:val="false"/>
-          <w:sz w:val="20"/>
-          <w:szCs w:val="20"/>
-          <w:color w:val="000000"/>
-        </w:rPr>
-        <w:t xml:space="preserve">Print the first two pages double-sided, one per participant. Print page 3 once per group. This page is trainer only.</w:t>
+        <w:t xml:space="preserve">Trainer feedback and delivery</w:t>
       </w:r>
     </w:p>
     <w:p>
@@ -2220,7 +2092,7 @@
           <w:szCs w:val="28"/>
           <w:color w:val="000000"/>
         </w:rPr>
-        <w:t xml:space="preserve">Entry and comparison</w:t>
+        <w:t xml:space="preserve">Decision rule and source repair</w:t>
       </w:r>
     </w:p>
     <w:p>
@@ -2247,7 +2119,7 @@
           <w:szCs w:val="24"/>
           <w:color w:val="000000"/>
         </w:rPr>
-        <w:t xml:space="preserve">No single opening choice is compulsory. Look for a reason and a concrete missing-evidence question. Landfill among participants fell from 6.6 to 3.3 tonnes; among others from 11.2 to 10.6. Other changes are possible. This comparison alone does not establish causality.</w:t>
+        <w:t xml:space="preserve">The observed saving and its interval are below the invented 1,000 AED rule. Keep the reported fall; remove causal assurance and the assertion that the minimum saving is met. This is not evidence that the programme has no effect.</w:t>
       </w:r>
     </w:p>
     <w:p>
@@ -2274,7 +2146,7 @@
           <w:szCs w:val="28"/>
           <w:color w:val="000000"/>
         </w:rPr>
-        <w:t xml:space="preserve">Mean</w:t>
+        <w:t xml:space="preserve">Independent reading</w:t>
       </w:r>
     </w:p>
     <w:p>
@@ -2301,7 +2173,7 @@
           <w:szCs w:val="24"/>
           <w:color w:val="000000"/>
         </w:rPr>
-        <w:t xml:space="preserve">Mean 10.0 tonnes. Nine businesses are below it. The largest business is 46 tonnes. Accept a request for the distribution or results for different business sizes.</w:t>
+        <w:t xml:space="preserve">Require named row, signed coefficient, units, interval and comparison. Accept accurate plain language for all five terms. Collect one independent answer and question. Give brief feedback for any missed term in Session 2.</w:t>
       </w:r>
     </w:p>
     <w:p>
@@ -2328,7 +2200,7 @@
           <w:szCs w:val="28"/>
           <w:color w:val="000000"/>
         </w:rPr>
-        <w:t xml:space="preserve">Four claims</w:t>
+        <w:t xml:space="preserve">Delivery</w:t>
       </w:r>
     </w:p>
     <w:p>
@@ -2355,7 +2227,7 @@
           <w:szCs w:val="24"/>
           <w:color w:val="000000"/>
         </w:rPr>
-        <w:t xml:space="preserve">1: compared to what / ask first. 2: how big / ask first; landfill does not answer the cost rule, and the word "effect" needs a credible comparison. 3: do not act on the nationwide recommendation; significance alone does not support it. 4: how sure / ask first. Other justified missing questions are acceptable.</w:t>
+        <w:t xml:space="preserve">60 minutes. One four-minute trainer arithmetic demonstration reproduces -669 AED. Participants predict its sign; no participant coding. Protect ten minutes for individual reading, paired source check and feedback. Printed results are the fallback.</w:t>
       </w:r>
     </w:p>
     <w:p>
@@ -2382,7 +2254,7 @@
           <w:szCs w:val="28"/>
           <w:color w:val="000000"/>
         </w:rPr>
-        <w:t xml:space="preserve">Wall and phone options</w:t>
+        <w:t xml:space="preserve">Source</w:t>
       </w:r>
     </w:p>
     <w:p>
@@ -2409,88 +2281,7 @@
           <w:szCs w:val="24"/>
           <w:color w:val="000000"/>
         </w:rPr>
-        <w:t xml:space="preserve">Keep Fiona's existing Oct12_session1_board_A1.pdf: optional, one A1 landscape print. Give each group a different marker colour and write the four card numbers in the grid. Groups must explain disagreements. Do not restore the reverted AI wall boards.</w:t>
-      </w:r>
-    </w:p>
-    <w:p>
-      <w:pPr>
-        <w:pStyle w:val="Normal"/>
-        <w:jc w:val="left"/>
-        <w:pBdr>
-          <w:bottom w:val="none" w:sz="0" w:space="0" w:color="000000"/>
-          <w:top w:val="none" w:sz="0" w:space="0" w:color="000000"/>
-          <w:left w:val="none" w:sz="0" w:space="0" w:color="000000"/>
-          <w:right w:val="none" w:sz="0" w:space="0" w:color="000000"/>
-        </w:pBdr>
-        <w:spacing w:after="160" w:before="0" w:line="240"/>
-        <w:ind w:left="0" w:right="0" w:firstLine="0" w:firstLineChars="0"/>
-      </w:pPr>
-      <w:r>
-        <w:rPr>
-          <w:rFonts w:ascii="Arial" w:hAnsi="Arial" w:eastAsia="Arial" w:cs="Arial"/>
-          <w:i w:val="false"/>
-          <w:b w:val="false"/>
-          <w:u w:val="none"/>
-          <w:strike w:val="false"/>
-          <w:sz w:val="24"/>
-          <w:szCs w:val="24"/>
-          <w:color w:val="000000"/>
-        </w:rPr>
-        <w:t xml:space="preserve">Room voting: start room_poll.py, open the private facilitator URL, then use Before and After phases. Close voting before showing totals. Ask which evidence changed a reason. If phones cannot reach the server, use three labelled cards or a show of hands.</w:t>
-      </w:r>
-    </w:p>
-    <w:p>
-      <w:pPr>
-        <w:pStyle w:val="Normal"/>
-        <w:jc w:val="left"/>
-        <w:pBdr>
-          <w:bottom w:val="none" w:sz="0" w:space="0" w:color="000000"/>
-          <w:top w:val="none" w:sz="0" w:space="0" w:color="000000"/>
-          <w:left w:val="none" w:sz="0" w:space="0" w:color="000000"/>
-          <w:right w:val="none" w:sz="0" w:space="0" w:color="000000"/>
-        </w:pBdr>
-        <w:spacing w:after="120" w:before="0" w:line="240"/>
-        <w:ind w:left="0" w:right="0" w:firstLine="0" w:firstLineChars="0"/>
-      </w:pPr>
-      <w:r>
-        <w:rPr>
-          <w:rFonts w:ascii="Arial" w:hAnsi="Arial" w:eastAsia="Arial" w:cs="Arial"/>
-          <w:i w:val="false"/>
-          <w:b w:val="true"/>
-          <w:u w:val="none"/>
-          <w:strike w:val="false"/>
-          <w:sz w:val="28"/>
-          <w:szCs w:val="28"/>
-          <w:color w:val="000000"/>
-        </w:rPr>
-        <w:t xml:space="preserve">AI check and close</w:t>
-      </w:r>
-    </w:p>
-    <w:p>
-      <w:pPr>
-        <w:pStyle w:val="Normal"/>
-        <w:jc w:val="left"/>
-        <w:pBdr>
-          <w:bottom w:val="none" w:sz="0" w:space="0" w:color="000000"/>
-          <w:top w:val="none" w:sz="0" w:space="0" w:color="000000"/>
-          <w:left w:val="none" w:sz="0" w:space="0" w:color="000000"/>
-          <w:right w:val="none" w:sz="0" w:space="0" w:color="000000"/>
-        </w:pBdr>
-        <w:spacing w:after="160" w:before="0" w:line="240"/>
-        <w:ind w:left="0" w:right="0" w:firstLine="0" w:firstLineChars="0"/>
-      </w:pPr>
-      <w:r>
-        <w:rPr>
-          <w:rFonts w:ascii="Arial" w:hAnsi="Arial" w:eastAsia="Arial" w:cs="Arial"/>
-          <w:i w:val="false"/>
-          <w:b w:val="false"/>
-          <w:u w:val="none"/>
-          <w:strike w:val="false"/>
-          <w:sz w:val="24"/>
-          <w:szCs w:val="24"/>
-          <w:color w:val="000000"/>
-        </w:rPr>
-        <w:t xml:space="preserve">The authored AI sentence "GreenWaste caused the entire fall" is unsupported. A useful AI prompt asks it to identify missing comparison evidence before concluding. Participants verify against the source. Close with an individual question and reason, without AI.</w:t>
+        <w:t xml:space="preserve">The actual regression stacks each participant business twice and clusters by business using estimatr::lm_robust with se_type = stata. The intercept is the starting mean and the after coefficient is mean change. Means are rounded for display; do not subtract displayed values to audit the unrounded coefficient. Standard error and sample size can be pointed out if a report uses them, but they are not a replacement for the five core terms.</w:t>
       </w:r>
     </w:p>
     <w:sectPr>
